--- a/data/concession-vologda/Приложение 8.docx
+++ b/data/concession-vologda/Приложение 8.docx
@@ -1,6 +1,6 @@
 
 <file path=word/document.xml><?xml version="1.0" encoding="utf-8"?>
-<w:document xmlns:wpc="http://schemas.microsoft.com/office/word/2010/wordprocessingCanvas" xmlns:cx="http://schemas.microsoft.com/office/drawing/2014/chartex" xmlns:cx1="http://schemas.microsoft.com/office/drawing/2015/9/8/chartex" xmlns:cx2="http://schemas.microsoft.com/office/drawing/2015/10/21/chartex" xmlns:cx3="http://schemas.microsoft.com/office/drawing/2016/5/9/chartex" xmlns:cx4="http://schemas.microsoft.com/office/drawing/2016/5/10/chartex" xmlns:cx5="http://schemas.microsoft.com/office/drawing/2016/5/11/chartex" xmlns:cx6="http://schemas.microsoft.com/office/drawing/2016/5/12/chartex" xmlns:cx7="http://schemas.microsoft.com/office/drawing/2016/5/13/chartex" xmlns:cx8="http://schemas.microsoft.com/office/drawing/2016/5/14/chartex" xmlns:mc="http://schemas.openxmlformats.org/markup-compatibility/2006" xmlns:aink="http://schemas.microsoft.com/office/drawing/2016/ink" xmlns:am3d="http://schemas.microsoft.com/office/drawing/2017/model3d" xmlns:o="urn:schemas-microsoft-com:office:office" xmlns:r="http://schemas.openxmlformats.org/officeDocument/2006/relationships" xmlns:m="http://schemas.openxmlformats.org/officeDocument/2006/math" xmlns:v="urn:schemas-microsoft-com:vml" xmlns:wp14="http://schemas.microsoft.com/office/word/2010/wordprocessingDrawing" xmlns:wp="http://schemas.openxmlformats.org/drawingml/2006/wordprocessingDrawing" xmlns:w10="urn:schemas-microsoft-com:office:word" xmlns:w="http://schemas.openxmlformats.org/wordprocessingml/2006/main" xmlns:w14="http://schemas.microsoft.com/office/word/2010/wordml" xmlns:w15="http://schemas.microsoft.com/office/word/2012/wordml" xmlns:w16cid="http://schemas.microsoft.com/office/word/2016/wordml/cid" xmlns:w16se="http://schemas.microsoft.com/office/word/2015/wordml/symex" xmlns:wpg="http://schemas.microsoft.com/office/word/2010/wordprocessingGroup" xmlns:wpi="http://schemas.microsoft.com/office/word/2010/wordprocessingInk" xmlns:wne="http://schemas.microsoft.com/office/word/2006/wordml" xmlns:wps="http://schemas.microsoft.com/office/word/2010/wordprocessingShape" mc:Ignorable="w14 w15 w16se w16cid wp14">
+<w:document xmlns:wpc="http://schemas.microsoft.com/office/word/2010/wordprocessingCanvas" xmlns:cx="http://schemas.microsoft.com/office/drawing/2014/chartex" xmlns:cx1="http://schemas.microsoft.com/office/drawing/2015/9/8/chartex" xmlns:cx2="http://schemas.microsoft.com/office/drawing/2015/10/21/chartex" xmlns:cx3="http://schemas.microsoft.com/office/drawing/2016/5/9/chartex" xmlns:cx4="http://schemas.microsoft.com/office/drawing/2016/5/10/chartex" xmlns:cx5="http://schemas.microsoft.com/office/drawing/2016/5/11/chartex" xmlns:cx6="http://schemas.microsoft.com/office/drawing/2016/5/12/chartex" xmlns:cx7="http://schemas.microsoft.com/office/drawing/2016/5/13/chartex" xmlns:cx8="http://schemas.microsoft.com/office/drawing/2016/5/14/chartex" xmlns:mc="http://schemas.openxmlformats.org/markup-compatibility/2006" xmlns:aink="http://schemas.microsoft.com/office/drawing/2016/ink" xmlns:am3d="http://schemas.microsoft.com/office/drawing/2017/model3d" xmlns:o="urn:schemas-microsoft-com:office:office" xmlns:oel="http://schemas.microsoft.com/office/2019/extlst" xmlns:r="http://schemas.openxmlformats.org/officeDocument/2006/relationships" xmlns:m="http://schemas.openxmlformats.org/officeDocument/2006/math" xmlns:v="urn:schemas-microsoft-com:vml" xmlns:wp14="http://schemas.microsoft.com/office/word/2010/wordprocessingDrawing" xmlns:wp="http://schemas.openxmlformats.org/drawingml/2006/wordprocessingDrawing" xmlns:w10="urn:schemas-microsoft-com:office:word" xmlns:w="http://schemas.openxmlformats.org/wordprocessingml/2006/main" xmlns:w14="http://schemas.microsoft.com/office/word/2010/wordml" xmlns:w15="http://schemas.microsoft.com/office/word/2012/wordml" xmlns:w16cex="http://schemas.microsoft.com/office/word/2018/wordml/cex" xmlns:w16cid="http://schemas.microsoft.com/office/word/2016/wordml/cid" xmlns:w16="http://schemas.microsoft.com/office/word/2018/wordml" xmlns:w16du="http://schemas.microsoft.com/office/word/2023/wordml/word16du" xmlns:w16sdtdh="http://schemas.microsoft.com/office/word/2020/wordml/sdtdatahash" xmlns:w16sdtfl="http://schemas.microsoft.com/office/word/2024/wordml/sdtformatlock" xmlns:w16se="http://schemas.microsoft.com/office/word/2015/wordml/symex" xmlns:wpg="http://schemas.microsoft.com/office/word/2010/wordprocessingGroup" xmlns:wpi="http://schemas.microsoft.com/office/word/2010/wordprocessingInk" xmlns:wne="http://schemas.microsoft.com/office/word/2006/wordml" xmlns:wps="http://schemas.microsoft.com/office/word/2010/wordprocessingShape" mc:Ignorable="w14 w15 w16se w16cid w16 w16cex w16sdtdh w16sdtfl w16du wp14">
   <w:body>
     <w:p>
       <w:pPr>
@@ -73,8 +73,6 @@
         </w:rPr>
         <w:t>.</w:t>
       </w:r>
-      <w:bookmarkStart w:id="0" w:name="_GoBack"/>
-      <w:bookmarkEnd w:id="0"/>
       <w:r>
         <w:rPr>
           <w:rFonts w:ascii="Times New Roman" w:hAnsi="Times New Roman"/>
@@ -191,7 +189,6 @@
           <w:b/>
           <w:sz w:val="28"/>
         </w:rPr>
-        <w:lastRenderedPageBreak/>
         <w:t>Требования по качеству Эксплуатации</w:t>
       </w:r>
     </w:p>
@@ -208,14 +205,8 @@
     </w:p>
     <w:p>
       <w:pPr>
-        <w:pStyle w:val="a6"/>
-        <w:numPr>
-          <w:ilvl w:val="0"/>
-          <w:numId w:val="1"/>
-        </w:numPr>
         <w:spacing w:after="0" w:line="288" w:lineRule="auto"/>
-        <w:ind w:left="0" w:firstLine="709"/>
-        <w:contextualSpacing w:val="0"/>
+        <w:ind w:firstLine="709"/>
         <w:jc w:val="both"/>
         <w:rPr>
           <w:rFonts w:ascii="Times New Roman" w:hAnsi="Times New Roman"/>
@@ -223,6 +214,22 @@
           <w:sz w:val="24"/>
         </w:rPr>
       </w:pPr>
+      <w:r>
+        <w:rPr>
+          <w:rFonts w:ascii="Times New Roman" w:hAnsi="Times New Roman"/>
+          <w:b/>
+          <w:sz w:val="24"/>
+        </w:rPr>
+        <w:t>1.</w:t>
+      </w:r>
+      <w:r>
+        <w:rPr>
+          <w:rFonts w:ascii="Times New Roman" w:hAnsi="Times New Roman"/>
+          <w:b/>
+          <w:sz w:val="24"/>
+        </w:rPr>
+        <w:tab/>
+      </w:r>
       <w:r>
         <w:rPr>
           <w:rFonts w:ascii="Times New Roman" w:hAnsi="Times New Roman"/>
@@ -775,20 +782,28 @@
     </w:p>
     <w:p>
       <w:pPr>
-        <w:pStyle w:val="a6"/>
-        <w:numPr>
-          <w:ilvl w:val="1"/>
-          <w:numId w:val="1"/>
-        </w:numPr>
         <w:spacing w:before="120" w:after="0" w:line="288" w:lineRule="auto"/>
-        <w:ind w:left="0" w:firstLine="709"/>
-        <w:contextualSpacing w:val="0"/>
-        <w:jc w:val="both"/>
-        <w:rPr>
-          <w:rFonts w:ascii="Times New Roman" w:hAnsi="Times New Roman"/>
-          <w:sz w:val="24"/>
-        </w:rPr>
-      </w:pPr>
+        <w:ind w:firstLine="709"/>
+        <w:jc w:val="both"/>
+        <w:rPr>
+          <w:rFonts w:ascii="Times New Roman" w:hAnsi="Times New Roman"/>
+          <w:sz w:val="24"/>
+        </w:rPr>
+      </w:pPr>
+      <w:r>
+        <w:rPr>
+          <w:rFonts w:ascii="Times New Roman" w:hAnsi="Times New Roman"/>
+          <w:sz w:val="24"/>
+        </w:rPr>
+        <w:t>1.1.</w:t>
+      </w:r>
+      <w:r>
+        <w:rPr>
+          <w:rFonts w:ascii="Times New Roman" w:hAnsi="Times New Roman"/>
+          <w:sz w:val="24"/>
+        </w:rPr>
+        <w:tab/>
+      </w:r>
       <w:r>
         <w:rPr>
           <w:rFonts w:ascii="Times New Roman" w:hAnsi="Times New Roman"/>
@@ -844,7 +859,6 @@
             <w:rFonts w:ascii="Cambria Math" w:hAnsi="Cambria Math"/>
             <w:sz w:val="24"/>
           </w:rPr>
-          <w:lastRenderedPageBreak/>
           <m:t>SLA</m:t>
         </m:r>
         <m:r>
@@ -1045,15 +1059,7 @@
           <w:rFonts w:ascii="Times New Roman" w:hAnsi="Times New Roman"/>
           <w:sz w:val="24"/>
         </w:rPr>
-        <w:t>«</w:t>
-      </w:r>
-      <w:proofErr w:type="spellStart"/>
-      <w:r>
-        <w:rPr>
-          <w:rFonts w:ascii="Times New Roman" w:hAnsi="Times New Roman"/>
-          <w:sz w:val="24"/>
-        </w:rPr>
-        <w:t>SLA</w:t>
+        <w:t>«SLA</w:t>
       </w:r>
       <w:r>
         <w:rPr>
@@ -1063,7 +1069,6 @@
         </w:rPr>
         <w:t>фвф</w:t>
       </w:r>
-      <w:proofErr w:type="spellEnd"/>
       <w:r>
         <w:rPr>
           <w:rFonts w:ascii="Times New Roman" w:hAnsi="Times New Roman"/>
@@ -1124,15 +1129,7 @@
           <w:rFonts w:ascii="Times New Roman" w:hAnsi="Times New Roman"/>
           <w:sz w:val="24"/>
         </w:rPr>
-        <w:t xml:space="preserve">«Число дней в месяце» – количество дней отчетного периода, в котором рассчитывается </w:t>
-      </w:r>
-      <w:proofErr w:type="spellStart"/>
-      <w:r>
-        <w:rPr>
-          <w:rFonts w:ascii="Times New Roman" w:hAnsi="Times New Roman"/>
-          <w:sz w:val="24"/>
-        </w:rPr>
-        <w:t>SLA</w:t>
+        <w:t>«Число дней в месяце» – количество дней отчетного периода, в котором рассчитывается SLA</w:t>
       </w:r>
       <w:r>
         <w:rPr>
@@ -1142,7 +1139,6 @@
         </w:rPr>
         <w:t>фвф</w:t>
       </w:r>
-      <w:proofErr w:type="spellEnd"/>
       <w:r>
         <w:rPr>
           <w:rFonts w:ascii="Times New Roman" w:hAnsi="Times New Roman"/>
@@ -1186,20 +1182,28 @@
     </w:p>
     <w:p>
       <w:pPr>
-        <w:pStyle w:val="a6"/>
-        <w:numPr>
-          <w:ilvl w:val="1"/>
-          <w:numId w:val="1"/>
-        </w:numPr>
         <w:spacing w:before="120" w:after="0" w:line="288" w:lineRule="auto"/>
-        <w:ind w:left="0" w:firstLine="709"/>
-        <w:contextualSpacing w:val="0"/>
-        <w:jc w:val="both"/>
-        <w:rPr>
-          <w:rFonts w:ascii="Times New Roman" w:hAnsi="Times New Roman"/>
-          <w:sz w:val="24"/>
-        </w:rPr>
-      </w:pPr>
+        <w:ind w:firstLine="709"/>
+        <w:jc w:val="both"/>
+        <w:rPr>
+          <w:rFonts w:ascii="Times New Roman" w:hAnsi="Times New Roman"/>
+          <w:sz w:val="24"/>
+        </w:rPr>
+      </w:pPr>
+      <w:r>
+        <w:rPr>
+          <w:rFonts w:ascii="Times New Roman" w:hAnsi="Times New Roman"/>
+          <w:sz w:val="24"/>
+        </w:rPr>
+        <w:t>1.2.</w:t>
+      </w:r>
+      <w:r>
+        <w:rPr>
+          <w:rFonts w:ascii="Times New Roman" w:hAnsi="Times New Roman"/>
+          <w:sz w:val="24"/>
+        </w:rPr>
+        <w:tab/>
+      </w:r>
       <w:r>
         <w:rPr>
           <w:rFonts w:ascii="Times New Roman" w:hAnsi="Times New Roman"/>
@@ -1231,20 +1235,28 @@
     </w:p>
     <w:p>
       <w:pPr>
-        <w:pStyle w:val="a6"/>
-        <w:numPr>
-          <w:ilvl w:val="0"/>
-          <w:numId w:val="2"/>
-        </w:numPr>
         <w:spacing w:before="120" w:after="0" w:line="288" w:lineRule="auto"/>
-        <w:ind w:left="0" w:firstLine="709"/>
-        <w:contextualSpacing w:val="0"/>
-        <w:jc w:val="both"/>
-        <w:rPr>
-          <w:rFonts w:ascii="Times New Roman" w:hAnsi="Times New Roman"/>
-          <w:sz w:val="24"/>
-        </w:rPr>
-      </w:pPr>
+        <w:ind w:firstLine="709"/>
+        <w:jc w:val="both"/>
+        <w:rPr>
+          <w:rFonts w:ascii="Times New Roman" w:hAnsi="Times New Roman"/>
+          <w:sz w:val="24"/>
+        </w:rPr>
+      </w:pPr>
+      <w:r>
+        <w:rPr>
+          <w:rFonts w:ascii="Symbol" w:hAnsi="Symbol"/>
+          <w:sz w:val="24"/>
+        </w:rPr>
+        <w:t></w:t>
+      </w:r>
+      <w:r>
+        <w:rPr>
+          <w:rFonts w:ascii="Symbol" w:hAnsi="Symbol"/>
+          <w:sz w:val="24"/>
+        </w:rPr>
+        <w:tab/>
+      </w:r>
       <w:r>
         <w:rPr>
           <w:rFonts w:ascii="Times New Roman" w:hAnsi="Times New Roman"/>
@@ -1263,20 +1275,28 @@
     </w:p>
     <w:p>
       <w:pPr>
-        <w:pStyle w:val="a6"/>
-        <w:numPr>
-          <w:ilvl w:val="0"/>
-          <w:numId w:val="2"/>
-        </w:numPr>
         <w:spacing w:before="120" w:after="0" w:line="288" w:lineRule="auto"/>
-        <w:ind w:left="0" w:firstLine="709"/>
-        <w:contextualSpacing w:val="0"/>
-        <w:jc w:val="both"/>
-        <w:rPr>
-          <w:rFonts w:ascii="Times New Roman" w:hAnsi="Times New Roman"/>
-          <w:sz w:val="24"/>
-        </w:rPr>
-      </w:pPr>
+        <w:ind w:firstLine="709"/>
+        <w:jc w:val="both"/>
+        <w:rPr>
+          <w:rFonts w:ascii="Times New Roman" w:hAnsi="Times New Roman"/>
+          <w:sz w:val="24"/>
+        </w:rPr>
+      </w:pPr>
+      <w:r>
+        <w:rPr>
+          <w:rFonts w:ascii="Symbol" w:hAnsi="Symbol"/>
+          <w:sz w:val="24"/>
+        </w:rPr>
+        <w:t></w:t>
+      </w:r>
+      <w:r>
+        <w:rPr>
+          <w:rFonts w:ascii="Symbol" w:hAnsi="Symbol"/>
+          <w:sz w:val="24"/>
+        </w:rPr>
+        <w:tab/>
+      </w:r>
       <w:r>
         <w:rPr>
           <w:rFonts w:ascii="Times New Roman" w:hAnsi="Times New Roman"/>
@@ -1295,20 +1315,28 @@
     </w:p>
     <w:p>
       <w:pPr>
-        <w:pStyle w:val="a6"/>
-        <w:numPr>
-          <w:ilvl w:val="0"/>
-          <w:numId w:val="2"/>
-        </w:numPr>
         <w:spacing w:before="120" w:after="0" w:line="288" w:lineRule="auto"/>
-        <w:ind w:left="0" w:firstLine="709"/>
-        <w:contextualSpacing w:val="0"/>
-        <w:jc w:val="both"/>
-        <w:rPr>
-          <w:rFonts w:ascii="Times New Roman" w:hAnsi="Times New Roman"/>
-          <w:sz w:val="24"/>
-        </w:rPr>
-      </w:pPr>
+        <w:ind w:firstLine="709"/>
+        <w:jc w:val="both"/>
+        <w:rPr>
+          <w:rFonts w:ascii="Times New Roman" w:hAnsi="Times New Roman"/>
+          <w:sz w:val="24"/>
+        </w:rPr>
+      </w:pPr>
+      <w:r>
+        <w:rPr>
+          <w:rFonts w:ascii="Symbol" w:hAnsi="Symbol"/>
+          <w:sz w:val="24"/>
+        </w:rPr>
+        <w:t></w:t>
+      </w:r>
+      <w:r>
+        <w:rPr>
+          <w:rFonts w:ascii="Symbol" w:hAnsi="Symbol"/>
+          <w:sz w:val="24"/>
+        </w:rPr>
+        <w:tab/>
+      </w:r>
       <w:r>
         <w:rPr>
           <w:rFonts w:ascii="Times New Roman" w:hAnsi="Times New Roman"/>
@@ -1327,14 +1355,8 @@
     </w:p>
     <w:p>
       <w:pPr>
-        <w:pStyle w:val="a6"/>
-        <w:numPr>
-          <w:ilvl w:val="1"/>
-          <w:numId w:val="1"/>
-        </w:numPr>
         <w:spacing w:before="120" w:after="0" w:line="288" w:lineRule="auto"/>
-        <w:ind w:left="0" w:firstLine="709"/>
-        <w:contextualSpacing w:val="0"/>
+        <w:ind w:firstLine="709"/>
         <w:jc w:val="both"/>
         <w:rPr>
           <w:rFonts w:ascii="Times New Roman" w:hAnsi="Times New Roman"/>
@@ -1345,6 +1367,20 @@
       <w:r>
         <w:rPr>
           <w:rFonts w:ascii="Times New Roman" w:hAnsi="Times New Roman"/>
+          <w:sz w:val="24"/>
+        </w:rPr>
+        <w:t>1.3.</w:t>
+      </w:r>
+      <w:r>
+        <w:rPr>
+          <w:rFonts w:ascii="Times New Roman" w:hAnsi="Times New Roman"/>
+          <w:sz w:val="24"/>
+        </w:rPr>
+        <w:tab/>
+      </w:r>
+      <w:r>
+        <w:rPr>
+          <w:rFonts w:ascii="Times New Roman" w:hAnsi="Times New Roman"/>
           <w:b/>
           <w:sz w:val="24"/>
         </w:rPr>
@@ -1353,14 +1389,8 @@
     </w:p>
     <w:p>
       <w:pPr>
-        <w:pStyle w:val="a6"/>
-        <w:numPr>
-          <w:ilvl w:val="2"/>
-          <w:numId w:val="1"/>
-        </w:numPr>
         <w:spacing w:before="120" w:after="0" w:line="288" w:lineRule="auto"/>
-        <w:ind w:left="0" w:firstLine="709"/>
-        <w:contextualSpacing w:val="0"/>
+        <w:ind w:firstLine="709"/>
         <w:jc w:val="both"/>
         <w:rPr>
           <w:rFonts w:ascii="Times New Roman" w:hAnsi="Times New Roman"/>
@@ -1368,6 +1398,20 @@
           <w:sz w:val="24"/>
         </w:rPr>
       </w:pPr>
+      <w:r>
+        <w:rPr>
+          <w:rFonts w:ascii="Times New Roman" w:hAnsi="Times New Roman"/>
+          <w:sz w:val="24"/>
+        </w:rPr>
+        <w:t>1.3.1.</w:t>
+      </w:r>
+      <w:r>
+        <w:rPr>
+          <w:rFonts w:ascii="Times New Roman" w:hAnsi="Times New Roman"/>
+          <w:sz w:val="24"/>
+        </w:rPr>
+        <w:tab/>
+      </w:r>
       <w:r>
         <w:rPr>
           <w:rFonts w:ascii="Times New Roman" w:hAnsi="Times New Roman"/>
@@ -1394,25 +1438,9 @@
           <w:rFonts w:ascii="Times New Roman" w:hAnsi="Times New Roman"/>
           <w:sz w:val="24"/>
         </w:rPr>
-        <w:t xml:space="preserve">Время регламентных (запланированных заранее и согласованных с </w:t>
-      </w:r>
-      <w:proofErr w:type="spellStart"/>
-      <w:r>
-        <w:rPr>
-          <w:rFonts w:ascii="Times New Roman" w:hAnsi="Times New Roman"/>
-          <w:sz w:val="24"/>
-        </w:rPr>
-        <w:t>Концедентом</w:t>
-      </w:r>
-      <w:proofErr w:type="spellEnd"/>
-      <w:r>
-        <w:rPr>
-          <w:rFonts w:ascii="Times New Roman" w:hAnsi="Times New Roman"/>
-          <w:sz w:val="24"/>
-        </w:rPr>
-        <w:t xml:space="preserve">) работ, проведение которых предусмотрено документацией об эксплуатации комплекса </w:t>
-      </w:r>
-      <w:bookmarkStart w:id="1" w:name="_Hlk80619698"/>
+        <w:t xml:space="preserve">Время регламентных (запланированных заранее и согласованных с Концедентом) работ, проведение которых предусмотрено документацией об эксплуатации комплекса </w:t>
+      </w:r>
+      <w:bookmarkStart w:id="0" w:name="_Hlk80619698"/>
       <w:r>
         <w:rPr>
           <w:rFonts w:ascii="Times New Roman" w:hAnsi="Times New Roman"/>
@@ -1420,7 +1448,7 @@
         </w:rPr>
         <w:t>ФВФ нарушений ПДД</w:t>
       </w:r>
-      <w:bookmarkEnd w:id="1"/>
+      <w:bookmarkEnd w:id="0"/>
       <w:r>
         <w:rPr>
           <w:rFonts w:ascii="Times New Roman" w:hAnsi="Times New Roman"/>
@@ -1451,20 +1479,28 @@
     </w:p>
     <w:p>
       <w:pPr>
-        <w:pStyle w:val="a6"/>
-        <w:numPr>
-          <w:ilvl w:val="2"/>
-          <w:numId w:val="1"/>
-        </w:numPr>
         <w:spacing w:before="120" w:after="0" w:line="288" w:lineRule="auto"/>
-        <w:ind w:left="0" w:firstLine="709"/>
-        <w:contextualSpacing w:val="0"/>
-        <w:jc w:val="both"/>
-        <w:rPr>
-          <w:rFonts w:ascii="Times New Roman" w:hAnsi="Times New Roman"/>
-          <w:sz w:val="24"/>
-        </w:rPr>
-      </w:pPr>
+        <w:ind w:firstLine="709"/>
+        <w:jc w:val="both"/>
+        <w:rPr>
+          <w:rFonts w:ascii="Times New Roman" w:hAnsi="Times New Roman"/>
+          <w:sz w:val="24"/>
+        </w:rPr>
+      </w:pPr>
+      <w:r>
+        <w:rPr>
+          <w:rFonts w:ascii="Times New Roman" w:hAnsi="Times New Roman"/>
+          <w:sz w:val="24"/>
+        </w:rPr>
+        <w:t>1.3.2.</w:t>
+      </w:r>
+      <w:r>
+        <w:rPr>
+          <w:rFonts w:ascii="Times New Roman" w:hAnsi="Times New Roman"/>
+          <w:sz w:val="24"/>
+        </w:rPr>
+        <w:tab/>
+      </w:r>
       <w:r>
         <w:rPr>
           <w:rFonts w:ascii="Times New Roman" w:hAnsi="Times New Roman"/>
@@ -1483,20 +1519,28 @@
     </w:p>
     <w:p>
       <w:pPr>
-        <w:pStyle w:val="a6"/>
-        <w:numPr>
-          <w:ilvl w:val="3"/>
-          <w:numId w:val="1"/>
-        </w:numPr>
         <w:spacing w:before="120" w:after="0" w:line="288" w:lineRule="auto"/>
-        <w:ind w:left="0" w:firstLine="709"/>
-        <w:contextualSpacing w:val="0"/>
-        <w:jc w:val="both"/>
-        <w:rPr>
-          <w:rFonts w:ascii="Times New Roman" w:hAnsi="Times New Roman"/>
-          <w:sz w:val="24"/>
-        </w:rPr>
-      </w:pPr>
+        <w:ind w:firstLine="709"/>
+        <w:jc w:val="both"/>
+        <w:rPr>
+          <w:rFonts w:ascii="Times New Roman" w:hAnsi="Times New Roman"/>
+          <w:sz w:val="24"/>
+        </w:rPr>
+      </w:pPr>
+      <w:r>
+        <w:rPr>
+          <w:rFonts w:ascii="Times New Roman" w:hAnsi="Times New Roman"/>
+          <w:sz w:val="24"/>
+        </w:rPr>
+        <w:t>1.3.2.1.</w:t>
+      </w:r>
+      <w:r>
+        <w:rPr>
+          <w:rFonts w:ascii="Times New Roman" w:hAnsi="Times New Roman"/>
+          <w:sz w:val="24"/>
+        </w:rPr>
+        <w:tab/>
+      </w:r>
       <w:r>
         <w:rPr>
           <w:rFonts w:ascii="Times New Roman" w:hAnsi="Times New Roman"/>
@@ -1533,27 +1577,36 @@
     </w:p>
     <w:p>
       <w:pPr>
-        <w:numPr>
-          <w:ilvl w:val="0"/>
-          <w:numId w:val="3"/>
-        </w:numPr>
         <w:tabs>
           <w:tab w:val="left" w:pos="1134"/>
         </w:tabs>
         <w:spacing w:before="120" w:after="0" w:line="288" w:lineRule="auto"/>
-        <w:ind w:left="0" w:firstLine="709"/>
-        <w:jc w:val="both"/>
-        <w:rPr>
-          <w:rFonts w:ascii="Times New Roman" w:hAnsi="Times New Roman"/>
-          <w:sz w:val="24"/>
-        </w:rPr>
-      </w:pPr>
-      <w:r>
-        <w:rPr>
-          <w:rFonts w:ascii="Times New Roman" w:hAnsi="Times New Roman"/>
-          <w:sz w:val="24"/>
-        </w:rPr>
-        <w:lastRenderedPageBreak/>
+        <w:ind w:firstLine="709"/>
+        <w:jc w:val="both"/>
+        <w:rPr>
+          <w:rFonts w:ascii="Times New Roman" w:hAnsi="Times New Roman"/>
+          <w:sz w:val="24"/>
+        </w:rPr>
+      </w:pPr>
+      <w:r>
+        <w:rPr>
+          <w:rFonts w:ascii="Symbol" w:hAnsi="Symbol"/>
+          <w:sz w:val="24"/>
+        </w:rPr>
+        <w:t></w:t>
+      </w:r>
+      <w:r>
+        <w:rPr>
+          <w:rFonts w:ascii="Symbol" w:hAnsi="Symbol"/>
+          <w:sz w:val="24"/>
+        </w:rPr>
+        <w:tab/>
+      </w:r>
+      <w:r>
+        <w:rPr>
+          <w:rFonts w:ascii="Times New Roman" w:hAnsi="Times New Roman"/>
+          <w:sz w:val="24"/>
+        </w:rPr>
         <w:t>В течение 5 (</w:t>
       </w:r>
       <w:r>
@@ -1587,21 +1640,31 @@
     </w:p>
     <w:p>
       <w:pPr>
-        <w:numPr>
-          <w:ilvl w:val="0"/>
-          <w:numId w:val="3"/>
-        </w:numPr>
         <w:tabs>
           <w:tab w:val="left" w:pos="1134"/>
         </w:tabs>
         <w:spacing w:before="120" w:after="0" w:line="288" w:lineRule="auto"/>
-        <w:ind w:left="0" w:firstLine="709"/>
-        <w:jc w:val="both"/>
-        <w:rPr>
-          <w:rFonts w:ascii="Times New Roman" w:hAnsi="Times New Roman"/>
-          <w:sz w:val="24"/>
-        </w:rPr>
-      </w:pPr>
+        <w:ind w:firstLine="709"/>
+        <w:jc w:val="both"/>
+        <w:rPr>
+          <w:rFonts w:ascii="Times New Roman" w:hAnsi="Times New Roman"/>
+          <w:sz w:val="24"/>
+        </w:rPr>
+      </w:pPr>
+      <w:r>
+        <w:rPr>
+          <w:rFonts w:ascii="Symbol" w:hAnsi="Symbol"/>
+          <w:sz w:val="24"/>
+        </w:rPr>
+        <w:t></w:t>
+      </w:r>
+      <w:r>
+        <w:rPr>
+          <w:rFonts w:ascii="Symbol" w:hAnsi="Symbol"/>
+          <w:sz w:val="24"/>
+        </w:rPr>
+        <w:tab/>
+      </w:r>
       <w:r>
         <w:rPr>
           <w:rFonts w:ascii="Times New Roman" w:hAnsi="Times New Roman"/>
@@ -1640,21 +1703,31 @@
     </w:p>
     <w:p>
       <w:pPr>
-        <w:numPr>
-          <w:ilvl w:val="0"/>
-          <w:numId w:val="3"/>
-        </w:numPr>
         <w:tabs>
           <w:tab w:val="left" w:pos="1134"/>
         </w:tabs>
         <w:spacing w:before="120" w:after="0" w:line="288" w:lineRule="auto"/>
-        <w:ind w:left="0" w:firstLine="709"/>
-        <w:jc w:val="both"/>
-        <w:rPr>
-          <w:rFonts w:ascii="Times New Roman" w:hAnsi="Times New Roman"/>
-          <w:sz w:val="24"/>
-        </w:rPr>
-      </w:pPr>
+        <w:ind w:firstLine="709"/>
+        <w:jc w:val="both"/>
+        <w:rPr>
+          <w:rFonts w:ascii="Times New Roman" w:hAnsi="Times New Roman"/>
+          <w:sz w:val="24"/>
+        </w:rPr>
+      </w:pPr>
+      <w:r>
+        <w:rPr>
+          <w:rFonts w:ascii="Symbol" w:hAnsi="Symbol"/>
+          <w:sz w:val="24"/>
+        </w:rPr>
+        <w:t></w:t>
+      </w:r>
+      <w:r>
+        <w:rPr>
+          <w:rFonts w:ascii="Symbol" w:hAnsi="Symbol"/>
+          <w:sz w:val="24"/>
+        </w:rPr>
+        <w:tab/>
+      </w:r>
       <w:r>
         <w:rPr>
           <w:rFonts w:ascii="Times New Roman" w:hAnsi="Times New Roman"/>
@@ -1679,21 +1752,31 @@
     </w:p>
     <w:p>
       <w:pPr>
-        <w:numPr>
-          <w:ilvl w:val="0"/>
-          <w:numId w:val="3"/>
-        </w:numPr>
         <w:tabs>
           <w:tab w:val="left" w:pos="1134"/>
         </w:tabs>
         <w:spacing w:before="120" w:after="0" w:line="288" w:lineRule="auto"/>
-        <w:ind w:left="0" w:firstLine="709"/>
-        <w:jc w:val="both"/>
-        <w:rPr>
-          <w:rFonts w:ascii="Times New Roman" w:hAnsi="Times New Roman"/>
-          <w:sz w:val="24"/>
-        </w:rPr>
-      </w:pPr>
+        <w:ind w:firstLine="709"/>
+        <w:jc w:val="both"/>
+        <w:rPr>
+          <w:rFonts w:ascii="Times New Roman" w:hAnsi="Times New Roman"/>
+          <w:sz w:val="24"/>
+        </w:rPr>
+      </w:pPr>
+      <w:r>
+        <w:rPr>
+          <w:rFonts w:ascii="Symbol" w:hAnsi="Symbol"/>
+          <w:sz w:val="24"/>
+        </w:rPr>
+        <w:t></w:t>
+      </w:r>
+      <w:r>
+        <w:rPr>
+          <w:rFonts w:ascii="Symbol" w:hAnsi="Symbol"/>
+          <w:sz w:val="24"/>
+        </w:rPr>
+        <w:tab/>
+      </w:r>
       <w:r>
         <w:rPr>
           <w:rFonts w:ascii="Times New Roman" w:hAnsi="Times New Roman"/>
@@ -1744,18 +1827,28 @@
     </w:p>
     <w:p>
       <w:pPr>
-        <w:numPr>
-          <w:ilvl w:val="0"/>
-          <w:numId w:val="4"/>
-        </w:numPr>
         <w:spacing w:before="120" w:after="0" w:line="288" w:lineRule="auto"/>
-        <w:ind w:left="0" w:firstLine="709"/>
-        <w:jc w:val="both"/>
-        <w:rPr>
-          <w:rFonts w:ascii="Times New Roman" w:hAnsi="Times New Roman"/>
-          <w:sz w:val="24"/>
-        </w:rPr>
-      </w:pPr>
+        <w:ind w:firstLine="709"/>
+        <w:jc w:val="both"/>
+        <w:rPr>
+          <w:rFonts w:ascii="Times New Roman" w:hAnsi="Times New Roman"/>
+          <w:sz w:val="24"/>
+        </w:rPr>
+      </w:pPr>
+      <w:r>
+        <w:rPr>
+          <w:rFonts w:ascii="Symbol" w:hAnsi="Symbol"/>
+          <w:sz w:val="24"/>
+        </w:rPr>
+        <w:t></w:t>
+      </w:r>
+      <w:r>
+        <w:rPr>
+          <w:rFonts w:ascii="Symbol" w:hAnsi="Symbol"/>
+          <w:sz w:val="24"/>
+        </w:rPr>
+        <w:tab/>
+      </w:r>
       <w:r>
         <w:rPr>
           <w:rFonts w:ascii="Times New Roman" w:hAnsi="Times New Roman"/>
@@ -1766,18 +1859,28 @@
     </w:p>
     <w:p>
       <w:pPr>
-        <w:numPr>
-          <w:ilvl w:val="0"/>
-          <w:numId w:val="4"/>
-        </w:numPr>
         <w:spacing w:before="120" w:after="0" w:line="288" w:lineRule="auto"/>
-        <w:ind w:left="0" w:firstLine="709"/>
-        <w:jc w:val="both"/>
-        <w:rPr>
-          <w:rFonts w:ascii="Times New Roman" w:hAnsi="Times New Roman"/>
-          <w:sz w:val="24"/>
-        </w:rPr>
-      </w:pPr>
+        <w:ind w:firstLine="709"/>
+        <w:jc w:val="both"/>
+        <w:rPr>
+          <w:rFonts w:ascii="Times New Roman" w:hAnsi="Times New Roman"/>
+          <w:sz w:val="24"/>
+        </w:rPr>
+      </w:pPr>
+      <w:r>
+        <w:rPr>
+          <w:rFonts w:ascii="Symbol" w:hAnsi="Symbol"/>
+          <w:sz w:val="24"/>
+        </w:rPr>
+        <w:t></w:t>
+      </w:r>
+      <w:r>
+        <w:rPr>
+          <w:rFonts w:ascii="Symbol" w:hAnsi="Symbol"/>
+          <w:sz w:val="24"/>
+        </w:rPr>
+        <w:tab/>
+      </w:r>
       <w:r>
         <w:rPr>
           <w:rFonts w:ascii="Times New Roman" w:hAnsi="Times New Roman"/>
@@ -1788,18 +1891,28 @@
     </w:p>
     <w:p>
       <w:pPr>
-        <w:numPr>
-          <w:ilvl w:val="0"/>
-          <w:numId w:val="4"/>
-        </w:numPr>
         <w:spacing w:before="120" w:after="0" w:line="288" w:lineRule="auto"/>
-        <w:ind w:left="0" w:firstLine="709"/>
-        <w:jc w:val="both"/>
-        <w:rPr>
-          <w:rFonts w:ascii="Times New Roman" w:hAnsi="Times New Roman"/>
-          <w:sz w:val="24"/>
-        </w:rPr>
-      </w:pPr>
+        <w:ind w:firstLine="709"/>
+        <w:jc w:val="both"/>
+        <w:rPr>
+          <w:rFonts w:ascii="Times New Roman" w:hAnsi="Times New Roman"/>
+          <w:sz w:val="24"/>
+        </w:rPr>
+      </w:pPr>
+      <w:r>
+        <w:rPr>
+          <w:rFonts w:ascii="Symbol" w:hAnsi="Symbol"/>
+          <w:sz w:val="24"/>
+        </w:rPr>
+        <w:t></w:t>
+      </w:r>
+      <w:r>
+        <w:rPr>
+          <w:rFonts w:ascii="Symbol" w:hAnsi="Symbol"/>
+          <w:sz w:val="24"/>
+        </w:rPr>
+        <w:tab/>
+      </w:r>
       <w:r>
         <w:rPr>
           <w:rFonts w:ascii="Times New Roman" w:hAnsi="Times New Roman"/>
@@ -1810,18 +1923,28 @@
     </w:p>
     <w:p>
       <w:pPr>
-        <w:numPr>
-          <w:ilvl w:val="0"/>
-          <w:numId w:val="4"/>
-        </w:numPr>
         <w:spacing w:before="120" w:after="0" w:line="288" w:lineRule="auto"/>
-        <w:ind w:left="0" w:firstLine="709"/>
-        <w:jc w:val="both"/>
-        <w:rPr>
-          <w:rFonts w:ascii="Times New Roman" w:hAnsi="Times New Roman"/>
-          <w:sz w:val="24"/>
-        </w:rPr>
-      </w:pPr>
+        <w:ind w:firstLine="709"/>
+        <w:jc w:val="both"/>
+        <w:rPr>
+          <w:rFonts w:ascii="Times New Roman" w:hAnsi="Times New Roman"/>
+          <w:sz w:val="24"/>
+        </w:rPr>
+      </w:pPr>
+      <w:r>
+        <w:rPr>
+          <w:rFonts w:ascii="Symbol" w:hAnsi="Symbol"/>
+          <w:sz w:val="24"/>
+        </w:rPr>
+        <w:t></w:t>
+      </w:r>
+      <w:r>
+        <w:rPr>
+          <w:rFonts w:ascii="Symbol" w:hAnsi="Symbol"/>
+          <w:sz w:val="24"/>
+        </w:rPr>
+        <w:tab/>
+      </w:r>
       <w:r>
         <w:rPr>
           <w:rFonts w:ascii="Times New Roman" w:hAnsi="Times New Roman"/>
@@ -1832,18 +1955,28 @@
     </w:p>
     <w:p>
       <w:pPr>
-        <w:numPr>
-          <w:ilvl w:val="0"/>
-          <w:numId w:val="4"/>
-        </w:numPr>
         <w:spacing w:before="120" w:after="0" w:line="288" w:lineRule="auto"/>
-        <w:ind w:left="0" w:firstLine="709"/>
-        <w:jc w:val="both"/>
-        <w:rPr>
-          <w:rFonts w:ascii="Times New Roman" w:hAnsi="Times New Roman"/>
-          <w:sz w:val="24"/>
-        </w:rPr>
-      </w:pPr>
+        <w:ind w:firstLine="709"/>
+        <w:jc w:val="both"/>
+        <w:rPr>
+          <w:rFonts w:ascii="Times New Roman" w:hAnsi="Times New Roman"/>
+          <w:sz w:val="24"/>
+        </w:rPr>
+      </w:pPr>
+      <w:r>
+        <w:rPr>
+          <w:rFonts w:ascii="Symbol" w:hAnsi="Symbol"/>
+          <w:sz w:val="24"/>
+        </w:rPr>
+        <w:t></w:t>
+      </w:r>
+      <w:r>
+        <w:rPr>
+          <w:rFonts w:ascii="Symbol" w:hAnsi="Symbol"/>
+          <w:sz w:val="24"/>
+        </w:rPr>
+        <w:tab/>
+      </w:r>
       <w:r>
         <w:rPr>
           <w:rFonts w:ascii="Times New Roman" w:hAnsi="Times New Roman"/>
@@ -1865,41 +1998,60 @@
     </w:p>
     <w:p>
       <w:pPr>
-        <w:numPr>
-          <w:ilvl w:val="0"/>
-          <w:numId w:val="4"/>
-        </w:numPr>
         <w:spacing w:before="120" w:after="0" w:line="288" w:lineRule="auto"/>
-        <w:ind w:left="0" w:firstLine="709"/>
-        <w:jc w:val="both"/>
-        <w:rPr>
-          <w:rFonts w:ascii="Times New Roman" w:hAnsi="Times New Roman"/>
-          <w:sz w:val="24"/>
-        </w:rPr>
-      </w:pPr>
-      <w:r>
-        <w:rPr>
-          <w:rFonts w:ascii="Times New Roman" w:hAnsi="Times New Roman"/>
-          <w:sz w:val="24"/>
-        </w:rPr>
-        <w:lastRenderedPageBreak/>
+        <w:ind w:firstLine="709"/>
+        <w:jc w:val="both"/>
+        <w:rPr>
+          <w:rFonts w:ascii="Times New Roman" w:hAnsi="Times New Roman"/>
+          <w:sz w:val="24"/>
+        </w:rPr>
+      </w:pPr>
+      <w:r>
+        <w:rPr>
+          <w:rFonts w:ascii="Symbol" w:hAnsi="Symbol"/>
+          <w:sz w:val="24"/>
+        </w:rPr>
+        <w:t></w:t>
+      </w:r>
+      <w:r>
+        <w:rPr>
+          <w:rFonts w:ascii="Symbol" w:hAnsi="Symbol"/>
+          <w:sz w:val="24"/>
+        </w:rPr>
+        <w:tab/>
+      </w:r>
+      <w:r>
+        <w:rPr>
+          <w:rFonts w:ascii="Times New Roman" w:hAnsi="Times New Roman"/>
+          <w:sz w:val="24"/>
+        </w:rPr>
         <w:t>Повреждения Комплексов в результате осуществления дорожной деятельности;</w:t>
       </w:r>
     </w:p>
     <w:p>
       <w:pPr>
-        <w:numPr>
-          <w:ilvl w:val="0"/>
-          <w:numId w:val="4"/>
-        </w:numPr>
         <w:spacing w:before="120" w:after="0" w:line="288" w:lineRule="auto"/>
-        <w:ind w:left="0" w:firstLine="709"/>
-        <w:jc w:val="both"/>
-        <w:rPr>
-          <w:rFonts w:ascii="Times New Roman" w:hAnsi="Times New Roman"/>
-          <w:sz w:val="24"/>
-        </w:rPr>
-      </w:pPr>
+        <w:ind w:firstLine="709"/>
+        <w:jc w:val="both"/>
+        <w:rPr>
+          <w:rFonts w:ascii="Times New Roman" w:hAnsi="Times New Roman"/>
+          <w:sz w:val="24"/>
+        </w:rPr>
+      </w:pPr>
+      <w:r>
+        <w:rPr>
+          <w:rFonts w:ascii="Symbol" w:hAnsi="Symbol"/>
+          <w:sz w:val="24"/>
+        </w:rPr>
+        <w:t></w:t>
+      </w:r>
+      <w:r>
+        <w:rPr>
+          <w:rFonts w:ascii="Symbol" w:hAnsi="Symbol"/>
+          <w:sz w:val="24"/>
+        </w:rPr>
+        <w:tab/>
+      </w:r>
       <w:r>
         <w:rPr>
           <w:rFonts w:ascii="Times New Roman" w:hAnsi="Times New Roman"/>
@@ -1925,151 +2077,7 @@
           <w:rFonts w:ascii="Times New Roman" w:hAnsi="Times New Roman"/>
           <w:sz w:val="24"/>
         </w:rPr>
-        <w:t xml:space="preserve">Наступление обстоятельств, указанных в настоящем пункте 1.3.2.1 фиксируется комиссией, состоящей из представителей Концессионера и </w:t>
-      </w:r>
-      <w:proofErr w:type="spellStart"/>
-      <w:r>
-        <w:rPr>
-          <w:rFonts w:ascii="Times New Roman" w:hAnsi="Times New Roman"/>
-          <w:sz w:val="24"/>
-        </w:rPr>
-        <w:t>Концедента</w:t>
-      </w:r>
-      <w:proofErr w:type="spellEnd"/>
-      <w:r>
-        <w:rPr>
-          <w:rFonts w:ascii="Times New Roman" w:hAnsi="Times New Roman"/>
-          <w:sz w:val="24"/>
-        </w:rPr>
-        <w:t xml:space="preserve">, а при невозможности участия представителя </w:t>
-      </w:r>
-      <w:proofErr w:type="spellStart"/>
-      <w:r>
-        <w:rPr>
-          <w:rFonts w:ascii="Times New Roman" w:hAnsi="Times New Roman"/>
-          <w:sz w:val="24"/>
-        </w:rPr>
-        <w:t>Концедента</w:t>
-      </w:r>
-      <w:proofErr w:type="spellEnd"/>
-      <w:r>
-        <w:rPr>
-          <w:rFonts w:ascii="Times New Roman" w:hAnsi="Times New Roman"/>
-          <w:sz w:val="24"/>
-        </w:rPr>
-        <w:t xml:space="preserve"> – актом Концессионера с приложением к нему фото- и видеоматериалов, фиксирующих наличие соответствующих обстоятельств. </w:t>
-      </w:r>
-    </w:p>
-    <w:p>
-      <w:pPr>
-        <w:pStyle w:val="a6"/>
-        <w:numPr>
-          <w:ilvl w:val="3"/>
-          <w:numId w:val="1"/>
-        </w:numPr>
-        <w:spacing w:before="120" w:after="0" w:line="288" w:lineRule="auto"/>
-        <w:ind w:left="0" w:firstLine="709"/>
-        <w:contextualSpacing w:val="0"/>
-        <w:jc w:val="both"/>
-        <w:rPr>
-          <w:rFonts w:ascii="Times New Roman" w:hAnsi="Times New Roman"/>
-          <w:sz w:val="24"/>
-        </w:rPr>
-      </w:pPr>
-      <w:r>
-        <w:rPr>
-          <w:rFonts w:ascii="Times New Roman" w:hAnsi="Times New Roman"/>
-          <w:sz w:val="24"/>
-        </w:rPr>
-        <w:t>Время восстановления работоспособности комплекса ФВФ нарушений ПДД в случае наступления неработоспособности по вине Концессионера или в результате технических неисправностей комплекса не должно превышать 48 часов для каждого комплекса.</w:t>
-      </w:r>
-    </w:p>
-    <w:p>
-      <w:pPr>
-        <w:pStyle w:val="a6"/>
-        <w:numPr>
-          <w:ilvl w:val="3"/>
-          <w:numId w:val="1"/>
-        </w:numPr>
-        <w:spacing w:before="120" w:after="0" w:line="288" w:lineRule="auto"/>
-        <w:ind w:left="0" w:firstLine="709"/>
-        <w:contextualSpacing w:val="0"/>
-        <w:jc w:val="both"/>
-        <w:rPr>
-          <w:rFonts w:ascii="Times New Roman" w:hAnsi="Times New Roman"/>
-          <w:sz w:val="24"/>
-        </w:rPr>
-      </w:pPr>
-      <w:r>
-        <w:rPr>
-          <w:rFonts w:ascii="Times New Roman" w:hAnsi="Times New Roman"/>
-          <w:sz w:val="24"/>
-        </w:rPr>
-        <w:t xml:space="preserve">В случае приостановки работы комплекса ФВФ нарушений ПДД по требованию </w:t>
-      </w:r>
-      <w:r>
-        <w:rPr>
-          <w:rFonts w:ascii="Times New Roman" w:hAnsi="Times New Roman"/>
-          <w:sz w:val="24"/>
-        </w:rPr>
-        <w:t>г</w:t>
-      </w:r>
-      <w:r>
-        <w:rPr>
-          <w:rFonts w:ascii="Times New Roman" w:hAnsi="Times New Roman"/>
-          <w:sz w:val="24"/>
-        </w:rPr>
-        <w:t>осударственных органов, в том числе на период восстановления утраченных и (или) поврежденных дорожных знаков и дорожной разметки, а также в случае изменения схемы организации дорожного движения, признается работоспособным, если в течение действия обстоятельств, указанных в пункте 1.3.2.3 настоящего Приложения, комплекс ФВФ нарушений ПДД соответствует требованиям указанным в пункте 1.2 настоящего Приложения.</w:t>
-      </w:r>
-    </w:p>
-    <w:p>
-      <w:pPr>
-        <w:pStyle w:val="a6"/>
-        <w:numPr>
-          <w:ilvl w:val="3"/>
-          <w:numId w:val="1"/>
-        </w:numPr>
-        <w:spacing w:before="120" w:after="0" w:line="288" w:lineRule="auto"/>
-        <w:ind w:left="0" w:firstLine="709"/>
-        <w:contextualSpacing w:val="0"/>
-        <w:jc w:val="both"/>
-        <w:rPr>
-          <w:rFonts w:ascii="Times New Roman" w:hAnsi="Times New Roman"/>
-          <w:sz w:val="24"/>
-        </w:rPr>
-      </w:pPr>
-      <w:r>
-        <w:rPr>
-          <w:rFonts w:ascii="Times New Roman" w:hAnsi="Times New Roman"/>
-          <w:sz w:val="24"/>
-        </w:rPr>
-        <w:t>При наступлении неработоспособности комплекса ФВФ нарушений ПДД Концессионер по своему усмотрению осуществляет ремонт комплекса ФВФ нарушений ПДД и (или) замену комплекса ФВФ нарушений ПДД на новый аналогичный.</w:t>
-      </w:r>
-    </w:p>
-    <w:p>
-      <w:pPr>
-        <w:pStyle w:val="a6"/>
-        <w:numPr>
-          <w:ilvl w:val="1"/>
-          <w:numId w:val="1"/>
-        </w:numPr>
-        <w:spacing w:before="120" w:after="0" w:line="288" w:lineRule="auto"/>
-        <w:ind w:left="0" w:firstLine="709"/>
-        <w:contextualSpacing w:val="0"/>
-        <w:jc w:val="both"/>
-        <w:rPr>
-          <w:rFonts w:ascii="Times New Roman" w:hAnsi="Times New Roman"/>
-          <w:b/>
-          <w:sz w:val="24"/>
-        </w:rPr>
-      </w:pPr>
-      <w:r>
-        <w:rPr>
-          <w:rFonts w:ascii="Times New Roman" w:hAnsi="Times New Roman"/>
-          <w:b/>
-          <w:sz w:val="24"/>
-        </w:rPr>
-        <w:t>Функционирование Объекта Проекта</w:t>
+        <w:t xml:space="preserve">Наступление обстоятельств, указанных в настоящем пункте 1.3.2.1 фиксируется комиссией, состоящей из представителей Концессионера и Концедента, а при невозможности участия представителя Концедента – актом Концессионера с приложением к нему фото- и видеоматериалов, фиксирующих наличие соответствующих обстоятельств. </w:t>
       </w:r>
     </w:p>
     <w:p>
@@ -2087,7 +2095,21 @@
           <w:rFonts w:ascii="Times New Roman" w:hAnsi="Times New Roman"/>
           <w:sz w:val="24"/>
         </w:rPr>
-        <w:t>Функционирование Объекта Проекта обеспечивается с помощью обмена данными между элементами Объекта Соглашения.</w:t>
+        <w:t>1.3.2.2.</w:t>
+      </w:r>
+      <w:r>
+        <w:rPr>
+          <w:rFonts w:ascii="Times New Roman" w:hAnsi="Times New Roman"/>
+          <w:sz w:val="24"/>
+        </w:rPr>
+        <w:tab/>
+      </w:r>
+      <w:r>
+        <w:rPr>
+          <w:rFonts w:ascii="Times New Roman" w:hAnsi="Times New Roman"/>
+          <w:sz w:val="24"/>
+        </w:rPr>
+        <w:t>Время восстановления работоспособности комплекса ФВФ нарушений ПДД в случае наступления неработоспособности по вине Концессионера или в результате технических неисправностей комплекса не должно превышать 48 часов для каждого комплекса.</w:t>
       </w:r>
     </w:p>
     <w:p>
@@ -2105,7 +2127,35 @@
           <w:rFonts w:ascii="Times New Roman" w:hAnsi="Times New Roman"/>
           <w:sz w:val="24"/>
         </w:rPr>
-        <w:t xml:space="preserve">Пропускная способность каналов связи, обеспечивающих обмен данными, должна быть достаточной для обеспечения гарантированной передачи данных в соответствии с требованиями Приложения № 3 и Проектной Документации. </w:t>
+        <w:t>1.3.2.3.</w:t>
+      </w:r>
+      <w:r>
+        <w:rPr>
+          <w:rFonts w:ascii="Times New Roman" w:hAnsi="Times New Roman"/>
+          <w:sz w:val="24"/>
+        </w:rPr>
+        <w:tab/>
+      </w:r>
+      <w:r>
+        <w:rPr>
+          <w:rFonts w:ascii="Times New Roman" w:hAnsi="Times New Roman"/>
+          <w:sz w:val="24"/>
+        </w:rPr>
+        <w:t xml:space="preserve">В случае приостановки работы комплекса ФВФ нарушений ПДД по требованию </w:t>
+      </w:r>
+      <w:r>
+        <w:rPr>
+          <w:rFonts w:ascii="Times New Roman" w:hAnsi="Times New Roman"/>
+          <w:sz w:val="24"/>
+        </w:rPr>
+        <w:t>г</w:t>
+      </w:r>
+      <w:r>
+        <w:rPr>
+          <w:rFonts w:ascii="Times New Roman" w:hAnsi="Times New Roman"/>
+          <w:sz w:val="24"/>
+        </w:rPr>
+        <w:t>осударственных органов, в том числе на период восстановления утраченных и (или) поврежденных дорожных знаков и дорожной разметки, а также в случае изменения схемы организации дорожного движения, признается работоспособным, если в течение действия обстоятельств, указанных в пункте 1.3.2.3 настоящего Приложения, комплекс ФВФ нарушений ПДД соответствует требованиям указанным в пункте 1.2 настоящего Приложения.</w:t>
       </w:r>
     </w:p>
     <w:p>
@@ -2123,19 +2173,115 @@
           <w:rFonts w:ascii="Times New Roman" w:hAnsi="Times New Roman"/>
           <w:sz w:val="24"/>
         </w:rPr>
+        <w:t>1.3.2.4.</w:t>
+      </w:r>
+      <w:r>
+        <w:rPr>
+          <w:rFonts w:ascii="Times New Roman" w:hAnsi="Times New Roman"/>
+          <w:sz w:val="24"/>
+        </w:rPr>
+        <w:tab/>
+      </w:r>
+      <w:r>
+        <w:rPr>
+          <w:rFonts w:ascii="Times New Roman" w:hAnsi="Times New Roman"/>
+          <w:sz w:val="24"/>
+        </w:rPr>
+        <w:t>При наступлении неработоспособности комплекса ФВФ нарушений ПДД Концессионер по своему усмотрению осуществляет ремонт комплекса ФВФ нарушений ПДД и (или) замену комплекса ФВФ нарушений ПДД на новый аналогичный.</w:t>
+      </w:r>
+    </w:p>
+    <w:p>
+      <w:pPr>
+        <w:spacing w:before="120" w:after="0" w:line="288" w:lineRule="auto"/>
+        <w:ind w:firstLine="709"/>
+        <w:jc w:val="both"/>
+        <w:rPr>
+          <w:rFonts w:ascii="Times New Roman" w:hAnsi="Times New Roman"/>
+          <w:b/>
+          <w:sz w:val="24"/>
+        </w:rPr>
+      </w:pPr>
+      <w:r>
+        <w:rPr>
+          <w:rFonts w:ascii="Times New Roman" w:hAnsi="Times New Roman"/>
+          <w:sz w:val="24"/>
+        </w:rPr>
+        <w:t>1.4.</w:t>
+      </w:r>
+      <w:r>
+        <w:rPr>
+          <w:rFonts w:ascii="Times New Roman" w:hAnsi="Times New Roman"/>
+          <w:sz w:val="24"/>
+        </w:rPr>
+        <w:tab/>
+      </w:r>
+      <w:r>
+        <w:rPr>
+          <w:rFonts w:ascii="Times New Roman" w:hAnsi="Times New Roman"/>
+          <w:b/>
+          <w:sz w:val="24"/>
+        </w:rPr>
+        <w:t>Функционирование Объекта Проекта</w:t>
+      </w:r>
+    </w:p>
+    <w:p>
+      <w:pPr>
+        <w:spacing w:before="120" w:after="0" w:line="288" w:lineRule="auto"/>
+        <w:ind w:firstLine="709"/>
+        <w:jc w:val="both"/>
+        <w:rPr>
+          <w:rFonts w:ascii="Times New Roman" w:hAnsi="Times New Roman"/>
+          <w:sz w:val="24"/>
+        </w:rPr>
+      </w:pPr>
+      <w:r>
+        <w:rPr>
+          <w:rFonts w:ascii="Times New Roman" w:hAnsi="Times New Roman"/>
+          <w:sz w:val="24"/>
+        </w:rPr>
+        <w:t>Функционирование Объекта Проекта обеспечивается с помощью обмена данными между элементами Объекта Соглашения.</w:t>
+      </w:r>
+    </w:p>
+    <w:p>
+      <w:pPr>
+        <w:spacing w:before="120" w:after="0" w:line="288" w:lineRule="auto"/>
+        <w:ind w:firstLine="709"/>
+        <w:jc w:val="both"/>
+        <w:rPr>
+          <w:rFonts w:ascii="Times New Roman" w:hAnsi="Times New Roman"/>
+          <w:sz w:val="24"/>
+        </w:rPr>
+      </w:pPr>
+      <w:r>
+        <w:rPr>
+          <w:rFonts w:ascii="Times New Roman" w:hAnsi="Times New Roman"/>
+          <w:sz w:val="24"/>
+        </w:rPr>
+        <w:t xml:space="preserve">Пропускная способность каналов связи, обеспечивающих обмен данными, должна быть достаточной для обеспечения гарантированной передачи данных в соответствии с требованиями Приложения № 3 и Проектной Документации. </w:t>
+      </w:r>
+    </w:p>
+    <w:p>
+      <w:pPr>
+        <w:spacing w:before="120" w:after="0" w:line="288" w:lineRule="auto"/>
+        <w:ind w:firstLine="709"/>
+        <w:jc w:val="both"/>
+        <w:rPr>
+          <w:rFonts w:ascii="Times New Roman" w:hAnsi="Times New Roman"/>
+          <w:sz w:val="24"/>
+        </w:rPr>
+      </w:pPr>
+      <w:r>
+        <w:rPr>
+          <w:rFonts w:ascii="Times New Roman" w:hAnsi="Times New Roman"/>
+          <w:sz w:val="24"/>
+        </w:rPr>
         <w:t>Передача данных должна быть бесперебойной в круглосуточном ежедневном режиме (24 часа в сутки, 7 дней в неделю) - при условии наличия работающих каналов связи.</w:t>
       </w:r>
     </w:p>
     <w:p>
       <w:pPr>
-        <w:pStyle w:val="a6"/>
-        <w:numPr>
-          <w:ilvl w:val="1"/>
-          <w:numId w:val="1"/>
-        </w:numPr>
         <w:spacing w:before="120" w:after="0" w:line="288" w:lineRule="auto"/>
-        <w:ind w:left="0" w:firstLine="709"/>
-        <w:contextualSpacing w:val="0"/>
+        <w:ind w:firstLine="709"/>
         <w:jc w:val="both"/>
         <w:rPr>
           <w:rFonts w:ascii="Times New Roman" w:hAnsi="Times New Roman"/>
@@ -2143,6 +2289,20 @@
           <w:sz w:val="24"/>
         </w:rPr>
       </w:pPr>
+      <w:r>
+        <w:rPr>
+          <w:rFonts w:ascii="Times New Roman" w:hAnsi="Times New Roman"/>
+          <w:sz w:val="24"/>
+        </w:rPr>
+        <w:t>1.5.</w:t>
+      </w:r>
+      <w:r>
+        <w:rPr>
+          <w:rFonts w:ascii="Times New Roman" w:hAnsi="Times New Roman"/>
+          <w:sz w:val="24"/>
+        </w:rPr>
+        <w:tab/>
+      </w:r>
       <w:r>
         <w:rPr>
           <w:rFonts w:ascii="Times New Roman" w:hAnsi="Times New Roman"/>
@@ -2365,14 +2525,12 @@
           <w:sz w:val="24"/>
         </w:rPr>
       </w:pPr>
-      <w:proofErr w:type="spellStart"/>
       <w:r>
         <w:rPr>
           <w:rFonts w:ascii="Times New Roman" w:hAnsi="Times New Roman"/>
           <w:b/>
           <w:sz w:val="24"/>
         </w:rPr>
-        <w:lastRenderedPageBreak/>
         <w:t>SLA</w:t>
       </w:r>
       <w:r>
@@ -2384,7 +2542,6 @@
         </w:rPr>
         <w:t>по</w:t>
       </w:r>
-      <w:proofErr w:type="spellEnd"/>
       <w:r>
         <w:rPr>
           <w:rFonts w:ascii="Times New Roman" w:hAnsi="Times New Roman"/>
@@ -2411,7 +2568,6 @@
           <w:sz w:val="24"/>
         </w:rPr>
       </w:pPr>
-      <w:proofErr w:type="spellStart"/>
       <w:r>
         <w:rPr>
           <w:rFonts w:ascii="Times New Roman" w:hAnsi="Times New Roman"/>
@@ -2429,7 +2585,6 @@
         </w:rPr>
         <w:t>доступ</w:t>
       </w:r>
-      <w:proofErr w:type="spellEnd"/>
       <w:r>
         <w:rPr>
           <w:rFonts w:ascii="Times New Roman" w:hAnsi="Times New Roman"/>
@@ -2456,7 +2611,6 @@
           <w:sz w:val="24"/>
         </w:rPr>
       </w:pPr>
-      <w:proofErr w:type="spellStart"/>
       <w:r>
         <w:rPr>
           <w:rFonts w:ascii="Times New Roman" w:hAnsi="Times New Roman"/>
@@ -2474,7 +2628,6 @@
         </w:rPr>
         <w:t>регламент</w:t>
       </w:r>
-      <w:proofErr w:type="spellEnd"/>
       <w:r>
         <w:rPr>
           <w:rFonts w:ascii="Times New Roman" w:hAnsi="Times New Roman"/>
@@ -2501,7 +2654,6 @@
           <w:sz w:val="24"/>
         </w:rPr>
       </w:pPr>
-      <w:proofErr w:type="spellStart"/>
       <w:r>
         <w:rPr>
           <w:rFonts w:ascii="Times New Roman" w:hAnsi="Times New Roman"/>
@@ -2519,7 +2671,6 @@
         </w:rPr>
         <w:t>план</w:t>
       </w:r>
-      <w:proofErr w:type="spellEnd"/>
       <w:r>
         <w:rPr>
           <w:rFonts w:ascii="Times New Roman" w:hAnsi="Times New Roman"/>
@@ -2538,14 +2689,8 @@
     </w:p>
     <w:p>
       <w:pPr>
-        <w:pStyle w:val="a6"/>
-        <w:numPr>
-          <w:ilvl w:val="0"/>
-          <w:numId w:val="1"/>
-        </w:numPr>
         <w:spacing w:before="120" w:after="0" w:line="288" w:lineRule="auto"/>
-        <w:ind w:left="0" w:firstLine="709"/>
-        <w:contextualSpacing w:val="0"/>
+        <w:ind w:firstLine="709"/>
         <w:jc w:val="both"/>
         <w:rPr>
           <w:rFonts w:ascii="Times New Roman" w:hAnsi="Times New Roman"/>
@@ -2559,19 +2704,29 @@
           <w:b/>
           <w:sz w:val="24"/>
         </w:rPr>
+        <w:t>2.</w:t>
+      </w:r>
+      <w:r>
+        <w:rPr>
+          <w:rFonts w:ascii="Times New Roman" w:hAnsi="Times New Roman"/>
+          <w:b/>
+          <w:sz w:val="24"/>
+        </w:rPr>
+        <w:tab/>
+      </w:r>
+      <w:r>
+        <w:rPr>
+          <w:rFonts w:ascii="Times New Roman" w:hAnsi="Times New Roman"/>
+          <w:b/>
+          <w:sz w:val="24"/>
+        </w:rPr>
         <w:t>Штрафы</w:t>
       </w:r>
     </w:p>
     <w:p>
       <w:pPr>
-        <w:pStyle w:val="a6"/>
-        <w:numPr>
-          <w:ilvl w:val="1"/>
-          <w:numId w:val="1"/>
-        </w:numPr>
         <w:spacing w:before="120" w:after="0" w:line="288" w:lineRule="auto"/>
-        <w:ind w:left="0" w:firstLine="709"/>
-        <w:contextualSpacing w:val="0"/>
+        <w:ind w:firstLine="709"/>
         <w:jc w:val="both"/>
         <w:rPr>
           <w:rFonts w:ascii="Times New Roman" w:hAnsi="Times New Roman"/>
@@ -2584,6 +2739,20 @@
           <w:rFonts w:ascii="Times New Roman" w:hAnsi="Times New Roman"/>
           <w:sz w:val="24"/>
         </w:rPr>
+        <w:t>2.1.</w:t>
+      </w:r>
+      <w:r>
+        <w:rPr>
+          <w:rFonts w:ascii="Times New Roman" w:hAnsi="Times New Roman"/>
+          <w:sz w:val="24"/>
+        </w:rPr>
+        <w:tab/>
+      </w:r>
+      <w:r>
+        <w:rPr>
+          <w:rFonts w:ascii="Times New Roman" w:hAnsi="Times New Roman"/>
+          <w:sz w:val="24"/>
+        </w:rPr>
         <w:t xml:space="preserve">Порядок начисления </w:t>
       </w:r>
       <w:r>
@@ -2631,20 +2800,28 @@
     </w:p>
     <w:p>
       <w:pPr>
-        <w:pStyle w:val="a6"/>
-        <w:numPr>
-          <w:ilvl w:val="1"/>
-          <w:numId w:val="1"/>
-        </w:numPr>
         <w:spacing w:before="120" w:after="0" w:line="288" w:lineRule="auto"/>
-        <w:ind w:left="0" w:firstLine="709"/>
-        <w:contextualSpacing w:val="0"/>
-        <w:jc w:val="both"/>
-        <w:rPr>
-          <w:rFonts w:ascii="Times New Roman" w:hAnsi="Times New Roman"/>
-          <w:sz w:val="24"/>
-        </w:rPr>
-      </w:pPr>
+        <w:ind w:firstLine="709"/>
+        <w:jc w:val="both"/>
+        <w:rPr>
+          <w:rFonts w:ascii="Times New Roman" w:hAnsi="Times New Roman"/>
+          <w:sz w:val="24"/>
+        </w:rPr>
+      </w:pPr>
+      <w:r>
+        <w:rPr>
+          <w:rFonts w:ascii="Times New Roman" w:hAnsi="Times New Roman"/>
+          <w:sz w:val="24"/>
+        </w:rPr>
+        <w:t>2.2.</w:t>
+      </w:r>
+      <w:r>
+        <w:rPr>
+          <w:rFonts w:ascii="Times New Roman" w:hAnsi="Times New Roman"/>
+          <w:sz w:val="24"/>
+        </w:rPr>
+        <w:tab/>
+      </w:r>
       <w:r>
         <w:rPr>
           <w:rFonts w:ascii="Times New Roman" w:hAnsi="Times New Roman"/>
@@ -2692,23 +2869,7 @@
           <w:rFonts w:ascii="Times New Roman" w:hAnsi="Times New Roman"/>
           <w:sz w:val="24"/>
         </w:rPr>
-        <w:t xml:space="preserve">латы </w:t>
-      </w:r>
-      <w:proofErr w:type="spellStart"/>
-      <w:r>
-        <w:rPr>
-          <w:rFonts w:ascii="Times New Roman" w:hAnsi="Times New Roman"/>
-          <w:sz w:val="24"/>
-        </w:rPr>
-        <w:t>Концедента</w:t>
-      </w:r>
-      <w:proofErr w:type="spellEnd"/>
-      <w:r>
-        <w:rPr>
-          <w:rFonts w:ascii="Times New Roman" w:hAnsi="Times New Roman"/>
-          <w:sz w:val="24"/>
-        </w:rPr>
-        <w:t xml:space="preserve"> за </w:t>
+        <w:t xml:space="preserve">латы Концедента за </w:t>
       </w:r>
       <w:r>
         <w:rPr>
@@ -2741,20 +2902,28 @@
     </w:p>
     <w:p>
       <w:pPr>
-        <w:pStyle w:val="a6"/>
-        <w:numPr>
-          <w:ilvl w:val="1"/>
-          <w:numId w:val="1"/>
-        </w:numPr>
         <w:spacing w:before="120" w:after="0" w:line="288" w:lineRule="auto"/>
-        <w:ind w:left="0" w:firstLine="709"/>
-        <w:contextualSpacing w:val="0"/>
-        <w:jc w:val="both"/>
-        <w:rPr>
-          <w:rFonts w:ascii="Times New Roman" w:hAnsi="Times New Roman"/>
-          <w:sz w:val="24"/>
-        </w:rPr>
-      </w:pPr>
+        <w:ind w:firstLine="709"/>
+        <w:jc w:val="both"/>
+        <w:rPr>
+          <w:rFonts w:ascii="Times New Roman" w:hAnsi="Times New Roman"/>
+          <w:sz w:val="24"/>
+        </w:rPr>
+      </w:pPr>
+      <w:r>
+        <w:rPr>
+          <w:rFonts w:ascii="Times New Roman" w:hAnsi="Times New Roman"/>
+          <w:sz w:val="24"/>
+        </w:rPr>
+        <w:t>2.3.</w:t>
+      </w:r>
+      <w:r>
+        <w:rPr>
+          <w:rFonts w:ascii="Times New Roman" w:hAnsi="Times New Roman"/>
+          <w:sz w:val="24"/>
+        </w:rPr>
+        <w:tab/>
+      </w:r>
       <w:r>
         <w:rPr>
           <w:rFonts w:ascii="Times New Roman" w:hAnsi="Times New Roman"/>
@@ -2788,23 +2957,7 @@
           <w:rFonts w:ascii="Times New Roman" w:hAnsi="Times New Roman"/>
           <w:sz w:val="24"/>
         </w:rPr>
-        <w:t xml:space="preserve">латы </w:t>
-      </w:r>
-      <w:proofErr w:type="spellStart"/>
-      <w:r>
-        <w:rPr>
-          <w:rFonts w:ascii="Times New Roman" w:hAnsi="Times New Roman"/>
-          <w:sz w:val="24"/>
-        </w:rPr>
-        <w:t>Концедента</w:t>
-      </w:r>
-      <w:proofErr w:type="spellEnd"/>
-      <w:r>
-        <w:rPr>
-          <w:rFonts w:ascii="Times New Roman" w:hAnsi="Times New Roman"/>
-          <w:sz w:val="24"/>
-        </w:rPr>
-        <w:t xml:space="preserve">, определяется путем умножения общего количества начисленных </w:t>
+        <w:t xml:space="preserve">латы Концедента, определяется путем умножения общего количества начисленных </w:t>
       </w:r>
       <w:r>
         <w:rPr>
@@ -2860,41 +3013,33 @@
           <w:rFonts w:ascii="Times New Roman" w:hAnsi="Times New Roman"/>
           <w:sz w:val="24"/>
         </w:rPr>
-        <w:t xml:space="preserve">алла на момент уведомления </w:t>
-      </w:r>
-      <w:proofErr w:type="spellStart"/>
-      <w:r>
-        <w:rPr>
-          <w:rFonts w:ascii="Times New Roman" w:hAnsi="Times New Roman"/>
-          <w:sz w:val="24"/>
-        </w:rPr>
-        <w:t>Концедентом</w:t>
-      </w:r>
-      <w:proofErr w:type="spellEnd"/>
-      <w:r>
-        <w:rPr>
-          <w:rFonts w:ascii="Times New Roman" w:hAnsi="Times New Roman"/>
-          <w:sz w:val="24"/>
-        </w:rPr>
-        <w:t xml:space="preserve"> Концессионера о выявленном нарушении.</w:t>
-      </w:r>
-    </w:p>
-    <w:p>
-      <w:pPr>
-        <w:pStyle w:val="a6"/>
-        <w:numPr>
-          <w:ilvl w:val="1"/>
-          <w:numId w:val="1"/>
-        </w:numPr>
+        <w:t>алла на момент уведомления Концедентом Концессионера о выявленном нарушении.</w:t>
+      </w:r>
+    </w:p>
+    <w:p>
+      <w:pPr>
         <w:spacing w:before="120" w:after="0" w:line="288" w:lineRule="auto"/>
-        <w:ind w:left="0" w:firstLine="709"/>
-        <w:contextualSpacing w:val="0"/>
-        <w:jc w:val="both"/>
-        <w:rPr>
-          <w:rFonts w:ascii="Times New Roman" w:hAnsi="Times New Roman"/>
-          <w:sz w:val="24"/>
-        </w:rPr>
-      </w:pPr>
+        <w:ind w:firstLine="709"/>
+        <w:jc w:val="both"/>
+        <w:rPr>
+          <w:rFonts w:ascii="Times New Roman" w:hAnsi="Times New Roman"/>
+          <w:sz w:val="24"/>
+        </w:rPr>
+      </w:pPr>
+      <w:r>
+        <w:rPr>
+          <w:rFonts w:ascii="Times New Roman" w:hAnsi="Times New Roman"/>
+          <w:sz w:val="24"/>
+        </w:rPr>
+        <w:t>2.4.</w:t>
+      </w:r>
+      <w:r>
+        <w:rPr>
+          <w:rFonts w:ascii="Times New Roman" w:hAnsi="Times New Roman"/>
+          <w:sz w:val="24"/>
+        </w:rPr>
+        <w:tab/>
+      </w:r>
       <w:r>
         <w:rPr>
           <w:rFonts w:ascii="Times New Roman" w:hAnsi="Times New Roman"/>
@@ -2933,20 +3078,28 @@
     </w:p>
     <w:p>
       <w:pPr>
-        <w:pStyle w:val="a6"/>
-        <w:numPr>
-          <w:ilvl w:val="1"/>
-          <w:numId w:val="1"/>
-        </w:numPr>
         <w:spacing w:before="120" w:after="0" w:line="288" w:lineRule="auto"/>
-        <w:ind w:left="0" w:firstLine="709"/>
-        <w:contextualSpacing w:val="0"/>
-        <w:jc w:val="both"/>
-        <w:rPr>
-          <w:rFonts w:ascii="Times New Roman" w:hAnsi="Times New Roman"/>
-          <w:sz w:val="24"/>
-        </w:rPr>
-      </w:pPr>
+        <w:ind w:firstLine="709"/>
+        <w:jc w:val="both"/>
+        <w:rPr>
+          <w:rFonts w:ascii="Times New Roman" w:hAnsi="Times New Roman"/>
+          <w:sz w:val="24"/>
+        </w:rPr>
+      </w:pPr>
+      <w:r>
+        <w:rPr>
+          <w:rFonts w:ascii="Times New Roman" w:hAnsi="Times New Roman"/>
+          <w:sz w:val="24"/>
+        </w:rPr>
+        <w:t>2.5.</w:t>
+      </w:r>
+      <w:r>
+        <w:rPr>
+          <w:rFonts w:ascii="Times New Roman" w:hAnsi="Times New Roman"/>
+          <w:sz w:val="24"/>
+        </w:rPr>
+        <w:tab/>
+      </w:r>
       <w:r>
         <w:rPr>
           <w:rFonts w:ascii="Times New Roman" w:hAnsi="Times New Roman"/>
@@ -2980,23 +3133,7 @@
           <w:rFonts w:ascii="Times New Roman" w:hAnsi="Times New Roman"/>
           <w:sz w:val="24"/>
         </w:rPr>
-        <w:t xml:space="preserve">тносящимся к Концессионеру, неисполнением или ненадлежащим исполнением </w:t>
-      </w:r>
-      <w:proofErr w:type="spellStart"/>
-      <w:r>
-        <w:rPr>
-          <w:rFonts w:ascii="Times New Roman" w:hAnsi="Times New Roman"/>
-          <w:sz w:val="24"/>
-        </w:rPr>
-        <w:t>Концедентом</w:t>
-      </w:r>
-      <w:proofErr w:type="spellEnd"/>
-      <w:r>
-        <w:rPr>
-          <w:rFonts w:ascii="Times New Roman" w:hAnsi="Times New Roman"/>
-          <w:sz w:val="24"/>
-        </w:rPr>
-        <w:t xml:space="preserve"> его обязательств по Соглашению, возникли вследствие действия Особых Обстоятельств или </w:t>
+        <w:t xml:space="preserve">тносящимся к Концессионеру, неисполнением или ненадлежащим исполнением Концедентом его обязательств по Соглашению, возникли вследствие действия Особых Обстоятельств или </w:t>
       </w:r>
       <w:r>
         <w:rPr>
@@ -3066,63 +3203,39 @@
           <w:rFonts w:ascii="Times New Roman" w:hAnsi="Times New Roman"/>
           <w:sz w:val="24"/>
         </w:rPr>
-        <w:t xml:space="preserve">аллы начисляются только за одно нарушение (по выбору </w:t>
-      </w:r>
-      <w:proofErr w:type="spellStart"/>
-      <w:r>
-        <w:rPr>
-          <w:rFonts w:ascii="Times New Roman" w:hAnsi="Times New Roman"/>
-          <w:sz w:val="24"/>
-        </w:rPr>
-        <w:t>Концедента</w:t>
-      </w:r>
-      <w:proofErr w:type="spellEnd"/>
-      <w:r>
-        <w:rPr>
-          <w:rFonts w:ascii="Times New Roman" w:hAnsi="Times New Roman"/>
-          <w:sz w:val="24"/>
-        </w:rPr>
-        <w:t>).</w:t>
-      </w:r>
-    </w:p>
-    <w:p>
-      <w:pPr>
-        <w:pStyle w:val="a6"/>
-        <w:numPr>
-          <w:ilvl w:val="1"/>
-          <w:numId w:val="1"/>
-        </w:numPr>
+        <w:t>аллы начисляются только за одно нарушение (по выбору Концедента).</w:t>
+      </w:r>
+    </w:p>
+    <w:p>
+      <w:pPr>
         <w:spacing w:before="120" w:after="0" w:line="288" w:lineRule="auto"/>
-        <w:ind w:left="0" w:firstLine="709"/>
-        <w:contextualSpacing w:val="0"/>
-        <w:jc w:val="both"/>
-        <w:rPr>
-          <w:rFonts w:ascii="Times New Roman" w:hAnsi="Times New Roman"/>
-          <w:sz w:val="24"/>
-        </w:rPr>
-      </w:pPr>
-      <w:r>
-        <w:rPr>
-          <w:rFonts w:ascii="Times New Roman" w:hAnsi="Times New Roman"/>
-          <w:sz w:val="24"/>
-        </w:rPr>
-        <w:t xml:space="preserve">За исключением права </w:t>
-      </w:r>
-      <w:proofErr w:type="spellStart"/>
-      <w:r>
-        <w:rPr>
-          <w:rFonts w:ascii="Times New Roman" w:hAnsi="Times New Roman"/>
-          <w:sz w:val="24"/>
-        </w:rPr>
-        <w:t>Концедента</w:t>
-      </w:r>
-      <w:proofErr w:type="spellEnd"/>
-      <w:r>
-        <w:rPr>
-          <w:rFonts w:ascii="Times New Roman" w:hAnsi="Times New Roman"/>
-          <w:sz w:val="24"/>
-        </w:rPr>
-        <w:t xml:space="preserve"> на расторжение Соглашения, </w:t>
+        <w:ind w:firstLine="709"/>
+        <w:jc w:val="both"/>
+        <w:rPr>
+          <w:rFonts w:ascii="Times New Roman" w:hAnsi="Times New Roman"/>
+          <w:sz w:val="24"/>
+        </w:rPr>
+      </w:pPr>
+      <w:r>
+        <w:rPr>
+          <w:rFonts w:ascii="Times New Roman" w:hAnsi="Times New Roman"/>
+          <w:sz w:val="24"/>
+        </w:rPr>
+        <w:t>2.6.</w:t>
+      </w:r>
+      <w:r>
+        <w:rPr>
+          <w:rFonts w:ascii="Times New Roman" w:hAnsi="Times New Roman"/>
+          <w:sz w:val="24"/>
+        </w:rPr>
+        <w:tab/>
+      </w:r>
+      <w:r>
+        <w:rPr>
+          <w:rFonts w:ascii="Times New Roman" w:hAnsi="Times New Roman"/>
+          <w:sz w:val="24"/>
+        </w:rPr>
+        <w:t xml:space="preserve">За исключением права Концедента на расторжение Соглашения, </w:t>
       </w:r>
       <w:r>
         <w:rPr>
@@ -3136,35 +3249,13 @@
           <w:rFonts w:ascii="Times New Roman" w:hAnsi="Times New Roman"/>
           <w:sz w:val="24"/>
         </w:rPr>
-        <w:t xml:space="preserve">трафы являются исключительным и единственным видом возмещения, взимаемым с Концессионера </w:t>
-      </w:r>
-      <w:proofErr w:type="spellStart"/>
-      <w:r>
-        <w:rPr>
-          <w:rFonts w:ascii="Times New Roman" w:hAnsi="Times New Roman"/>
-          <w:sz w:val="24"/>
-        </w:rPr>
-        <w:t>Концедентом</w:t>
-      </w:r>
-      <w:proofErr w:type="spellEnd"/>
-      <w:r>
-        <w:rPr>
-          <w:rFonts w:ascii="Times New Roman" w:hAnsi="Times New Roman"/>
-          <w:sz w:val="24"/>
-        </w:rPr>
-        <w:t xml:space="preserve"> за нарушения, указанные в настоящем Приложении.</w:t>
-      </w:r>
-    </w:p>
-    <w:p>
-      <w:pPr>
-        <w:pStyle w:val="a6"/>
-        <w:numPr>
-          <w:ilvl w:val="0"/>
-          <w:numId w:val="1"/>
-        </w:numPr>
+        <w:t>трафы являются исключительным и единственным видом возмещения, взимаемым с Концессионера Концедентом за нарушения, указанные в настоящем Приложении.</w:t>
+      </w:r>
+    </w:p>
+    <w:p>
+      <w:pPr>
         <w:spacing w:before="120" w:after="0" w:line="288" w:lineRule="auto"/>
-        <w:ind w:left="0" w:firstLine="709"/>
-        <w:contextualSpacing w:val="0"/>
+        <w:ind w:firstLine="709"/>
         <w:jc w:val="both"/>
         <w:rPr>
           <w:rFonts w:ascii="Times New Roman" w:hAnsi="Times New Roman"/>
@@ -3178,6 +3269,22 @@
           <w:b/>
           <w:sz w:val="24"/>
         </w:rPr>
+        <w:t>3.</w:t>
+      </w:r>
+      <w:r>
+        <w:rPr>
+          <w:rFonts w:ascii="Times New Roman" w:hAnsi="Times New Roman"/>
+          <w:b/>
+          <w:sz w:val="24"/>
+        </w:rPr>
+        <w:tab/>
+      </w:r>
+      <w:r>
+        <w:rPr>
+          <w:rFonts w:ascii="Times New Roman" w:hAnsi="Times New Roman"/>
+          <w:b/>
+          <w:sz w:val="24"/>
+        </w:rPr>
         <w:t xml:space="preserve">Начисление </w:t>
       </w:r>
       <w:r>
@@ -3231,20 +3338,28 @@
     </w:p>
     <w:p>
       <w:pPr>
-        <w:pStyle w:val="a6"/>
-        <w:numPr>
-          <w:ilvl w:val="1"/>
-          <w:numId w:val="1"/>
-        </w:numPr>
         <w:spacing w:before="120" w:after="0" w:line="288" w:lineRule="auto"/>
-        <w:ind w:left="0" w:firstLine="709"/>
-        <w:contextualSpacing w:val="0"/>
-        <w:jc w:val="both"/>
-        <w:rPr>
-          <w:rFonts w:ascii="Times New Roman" w:hAnsi="Times New Roman"/>
-          <w:sz w:val="24"/>
-        </w:rPr>
-      </w:pPr>
+        <w:ind w:firstLine="709"/>
+        <w:jc w:val="both"/>
+        <w:rPr>
+          <w:rFonts w:ascii="Times New Roman" w:hAnsi="Times New Roman"/>
+          <w:sz w:val="24"/>
+        </w:rPr>
+      </w:pPr>
+      <w:r>
+        <w:rPr>
+          <w:rFonts w:ascii="Times New Roman" w:hAnsi="Times New Roman"/>
+          <w:sz w:val="24"/>
+        </w:rPr>
+        <w:t>3.1.</w:t>
+      </w:r>
+      <w:r>
+        <w:rPr>
+          <w:rFonts w:ascii="Times New Roman" w:hAnsi="Times New Roman"/>
+          <w:sz w:val="24"/>
+        </w:rPr>
+        <w:tab/>
+      </w:r>
       <w:r>
         <w:rPr>
           <w:rFonts w:ascii="Times New Roman" w:hAnsi="Times New Roman"/>
@@ -3283,20 +3398,28 @@
     </w:p>
     <w:p>
       <w:pPr>
-        <w:pStyle w:val="a6"/>
-        <w:numPr>
-          <w:ilvl w:val="1"/>
-          <w:numId w:val="1"/>
-        </w:numPr>
         <w:spacing w:before="120" w:after="0" w:line="288" w:lineRule="auto"/>
-        <w:ind w:left="0" w:firstLine="709"/>
-        <w:contextualSpacing w:val="0"/>
-        <w:jc w:val="both"/>
-        <w:rPr>
-          <w:rFonts w:ascii="Times New Roman" w:hAnsi="Times New Roman"/>
-          <w:sz w:val="24"/>
-        </w:rPr>
-      </w:pPr>
+        <w:ind w:firstLine="709"/>
+        <w:jc w:val="both"/>
+        <w:rPr>
+          <w:rFonts w:ascii="Times New Roman" w:hAnsi="Times New Roman"/>
+          <w:sz w:val="24"/>
+        </w:rPr>
+      </w:pPr>
+      <w:r>
+        <w:rPr>
+          <w:rFonts w:ascii="Times New Roman" w:hAnsi="Times New Roman"/>
+          <w:sz w:val="24"/>
+        </w:rPr>
+        <w:t>3.2.</w:t>
+      </w:r>
+      <w:r>
+        <w:rPr>
+          <w:rFonts w:ascii="Times New Roman" w:hAnsi="Times New Roman"/>
+          <w:sz w:val="24"/>
+        </w:rPr>
+        <w:tab/>
+      </w:r>
       <w:r>
         <w:rPr>
           <w:rFonts w:ascii="Times New Roman" w:hAnsi="Times New Roman"/>
@@ -3335,50 +3458,34 @@
     </w:p>
     <w:p>
       <w:pPr>
-        <w:pStyle w:val="a6"/>
-        <w:numPr>
-          <w:ilvl w:val="1"/>
-          <w:numId w:val="1"/>
-        </w:numPr>
         <w:spacing w:before="120" w:after="0" w:line="288" w:lineRule="auto"/>
-        <w:ind w:left="0" w:firstLine="709"/>
-        <w:contextualSpacing w:val="0"/>
-        <w:jc w:val="both"/>
-        <w:rPr>
-          <w:rFonts w:ascii="Times New Roman" w:hAnsi="Times New Roman"/>
-          <w:sz w:val="24"/>
-        </w:rPr>
-      </w:pPr>
-      <w:r>
-        <w:rPr>
-          <w:rFonts w:ascii="Times New Roman" w:hAnsi="Times New Roman"/>
-          <w:sz w:val="24"/>
-        </w:rPr>
-        <w:t xml:space="preserve">При выявлении нарушения </w:t>
-      </w:r>
-      <w:proofErr w:type="spellStart"/>
-      <w:r>
-        <w:rPr>
-          <w:rFonts w:ascii="Times New Roman" w:hAnsi="Times New Roman"/>
-          <w:sz w:val="24"/>
-        </w:rPr>
-        <w:t>Концедент</w:t>
-      </w:r>
-      <w:proofErr w:type="spellEnd"/>
-      <w:r>
-        <w:rPr>
-          <w:rFonts w:ascii="Times New Roman" w:hAnsi="Times New Roman"/>
-          <w:sz w:val="24"/>
-        </w:rPr>
-        <w:t xml:space="preserve"> направляет Концессионеру уведомление о наличии соответствующего нарушения с описанием каждого факта и всех </w:t>
-      </w:r>
-      <w:r>
-        <w:rPr>
-          <w:rFonts w:ascii="Times New Roman" w:hAnsi="Times New Roman"/>
-          <w:sz w:val="24"/>
-        </w:rPr>
-        <w:lastRenderedPageBreak/>
-        <w:t xml:space="preserve">существенных обстоятельств (места, времени, и т.д.) нарушения, а также с указанием количества </w:t>
+        <w:ind w:firstLine="709"/>
+        <w:jc w:val="both"/>
+        <w:rPr>
+          <w:rFonts w:ascii="Times New Roman" w:hAnsi="Times New Roman"/>
+          <w:sz w:val="24"/>
+        </w:rPr>
+      </w:pPr>
+      <w:r>
+        <w:rPr>
+          <w:rFonts w:ascii="Times New Roman" w:hAnsi="Times New Roman"/>
+          <w:sz w:val="24"/>
+        </w:rPr>
+        <w:t>3.3.</w:t>
+      </w:r>
+      <w:r>
+        <w:rPr>
+          <w:rFonts w:ascii="Times New Roman" w:hAnsi="Times New Roman"/>
+          <w:sz w:val="24"/>
+        </w:rPr>
+        <w:tab/>
+      </w:r>
+      <w:r>
+        <w:rPr>
+          <w:rFonts w:ascii="Times New Roman" w:hAnsi="Times New Roman"/>
+          <w:sz w:val="24"/>
+        </w:rPr>
+        <w:t xml:space="preserve">При выявлении нарушения Концедент направляет Концессионеру уведомление о наличии соответствующего нарушения с описанием каждого факта и всех существенных обстоятельств (места, времени, и т.д.) нарушения, а также с указанием количества </w:t>
       </w:r>
       <w:r>
         <w:rPr>
@@ -3462,41 +3569,33 @@
           <w:rFonts w:ascii="Times New Roman" w:hAnsi="Times New Roman"/>
           <w:sz w:val="24"/>
         </w:rPr>
-        <w:t xml:space="preserve">латы </w:t>
-      </w:r>
-      <w:proofErr w:type="spellStart"/>
-      <w:r>
-        <w:rPr>
-          <w:rFonts w:ascii="Times New Roman" w:hAnsi="Times New Roman"/>
-          <w:sz w:val="24"/>
-        </w:rPr>
-        <w:t>Концедента</w:t>
-      </w:r>
-      <w:proofErr w:type="spellEnd"/>
-      <w:r>
-        <w:rPr>
-          <w:rFonts w:ascii="Times New Roman" w:hAnsi="Times New Roman"/>
-          <w:sz w:val="24"/>
-        </w:rPr>
-        <w:t xml:space="preserve"> (в каждом случае с приложением расчета).</w:t>
-      </w:r>
-    </w:p>
-    <w:p>
-      <w:pPr>
-        <w:pStyle w:val="a6"/>
-        <w:numPr>
-          <w:ilvl w:val="1"/>
-          <w:numId w:val="1"/>
-        </w:numPr>
+        <w:t>латы Концедента (в каждом случае с приложением расчета).</w:t>
+      </w:r>
+    </w:p>
+    <w:p>
+      <w:pPr>
         <w:spacing w:before="120" w:after="0" w:line="288" w:lineRule="auto"/>
-        <w:ind w:left="0" w:firstLine="709"/>
-        <w:contextualSpacing w:val="0"/>
-        <w:jc w:val="both"/>
-        <w:rPr>
-          <w:rFonts w:ascii="Times New Roman" w:hAnsi="Times New Roman"/>
-          <w:sz w:val="24"/>
-        </w:rPr>
-      </w:pPr>
+        <w:ind w:firstLine="709"/>
+        <w:jc w:val="both"/>
+        <w:rPr>
+          <w:rFonts w:ascii="Times New Roman" w:hAnsi="Times New Roman"/>
+          <w:sz w:val="24"/>
+        </w:rPr>
+      </w:pPr>
+      <w:r>
+        <w:rPr>
+          <w:rFonts w:ascii="Times New Roman" w:hAnsi="Times New Roman"/>
+          <w:sz w:val="24"/>
+        </w:rPr>
+        <w:t>3.4.</w:t>
+      </w:r>
+      <w:r>
+        <w:rPr>
+          <w:rFonts w:ascii="Times New Roman" w:hAnsi="Times New Roman"/>
+          <w:sz w:val="24"/>
+        </w:rPr>
+        <w:tab/>
+      </w:r>
       <w:r>
         <w:rPr>
           <w:rFonts w:ascii="Times New Roman" w:hAnsi="Times New Roman"/>
@@ -3600,23 +3699,7 @@
           <w:rFonts w:ascii="Times New Roman" w:hAnsi="Times New Roman"/>
           <w:sz w:val="24"/>
         </w:rPr>
-        <w:t xml:space="preserve">трафов. Если </w:t>
-      </w:r>
-      <w:proofErr w:type="spellStart"/>
-      <w:r>
-        <w:rPr>
-          <w:rFonts w:ascii="Times New Roman" w:hAnsi="Times New Roman"/>
-          <w:sz w:val="24"/>
-        </w:rPr>
-        <w:t>Концедент</w:t>
-      </w:r>
-      <w:proofErr w:type="spellEnd"/>
-      <w:r>
-        <w:rPr>
-          <w:rFonts w:ascii="Times New Roman" w:hAnsi="Times New Roman"/>
-          <w:sz w:val="24"/>
-        </w:rPr>
-        <w:t xml:space="preserve"> и Концессионер не смогут достичь согласия по любому такому вопросу в течение 10 (Десяти) Рабочих дней после заявления Концессионером соответствующего возражения, то любая из Сторон вправе передать </w:t>
+        <w:t xml:space="preserve">трафов. Если Концедент и Концессионер не смогут достичь согласия по любому такому вопросу в течение 10 (Десяти) Рабочих дней после заявления Концессионером соответствующего возражения, то любая из Сторон вправе передать </w:t>
       </w:r>
       <w:r>
         <w:rPr>
@@ -3728,23 +3811,7 @@
           <w:rFonts w:ascii="Times New Roman" w:hAnsi="Times New Roman"/>
           <w:sz w:val="24"/>
         </w:rPr>
-        <w:t xml:space="preserve">латы </w:t>
-      </w:r>
-      <w:proofErr w:type="spellStart"/>
-      <w:r>
-        <w:rPr>
-          <w:rFonts w:ascii="Times New Roman" w:hAnsi="Times New Roman"/>
-          <w:sz w:val="24"/>
-        </w:rPr>
-        <w:t>Концедента</w:t>
-      </w:r>
-      <w:proofErr w:type="spellEnd"/>
-      <w:r>
-        <w:rPr>
-          <w:rFonts w:ascii="Times New Roman" w:hAnsi="Times New Roman"/>
-          <w:sz w:val="24"/>
-        </w:rPr>
-        <w:t xml:space="preserve">, до вступления в силу решения, принятого в </w:t>
+        <w:t xml:space="preserve">латы Концедента, до вступления в силу решения, принятого в </w:t>
       </w:r>
       <w:r>
         <w:rPr>
@@ -3777,20 +3844,28 @@
     </w:p>
     <w:p>
       <w:pPr>
-        <w:pStyle w:val="a6"/>
-        <w:numPr>
-          <w:ilvl w:val="1"/>
-          <w:numId w:val="1"/>
-        </w:numPr>
         <w:spacing w:before="120" w:after="0" w:line="288" w:lineRule="auto"/>
-        <w:ind w:left="0" w:firstLine="709"/>
-        <w:contextualSpacing w:val="0"/>
-        <w:jc w:val="both"/>
-        <w:rPr>
-          <w:rFonts w:ascii="Times New Roman" w:hAnsi="Times New Roman"/>
-          <w:sz w:val="24"/>
-        </w:rPr>
-      </w:pPr>
+        <w:ind w:firstLine="709"/>
+        <w:jc w:val="both"/>
+        <w:rPr>
+          <w:rFonts w:ascii="Times New Roman" w:hAnsi="Times New Roman"/>
+          <w:sz w:val="24"/>
+        </w:rPr>
+      </w:pPr>
+      <w:r>
+        <w:rPr>
+          <w:rFonts w:ascii="Times New Roman" w:hAnsi="Times New Roman"/>
+          <w:sz w:val="24"/>
+        </w:rPr>
+        <w:t>3.5.</w:t>
+      </w:r>
+      <w:r>
+        <w:rPr>
+          <w:rFonts w:ascii="Times New Roman" w:hAnsi="Times New Roman"/>
+          <w:sz w:val="24"/>
+        </w:rPr>
+        <w:tab/>
+      </w:r>
       <w:r>
         <w:rPr>
           <w:rFonts w:ascii="Times New Roman" w:hAnsi="Times New Roman"/>
@@ -3871,20 +3946,28 @@
     </w:p>
     <w:p>
       <w:pPr>
-        <w:pStyle w:val="a6"/>
-        <w:numPr>
-          <w:ilvl w:val="1"/>
-          <w:numId w:val="1"/>
-        </w:numPr>
         <w:spacing w:before="120" w:after="0" w:line="288" w:lineRule="auto"/>
-        <w:ind w:left="0" w:firstLine="709"/>
-        <w:contextualSpacing w:val="0"/>
-        <w:jc w:val="both"/>
-        <w:rPr>
-          <w:rFonts w:ascii="Times New Roman" w:hAnsi="Times New Roman"/>
-          <w:sz w:val="24"/>
-        </w:rPr>
-      </w:pPr>
+        <w:ind w:firstLine="709"/>
+        <w:jc w:val="both"/>
+        <w:rPr>
+          <w:rFonts w:ascii="Times New Roman" w:hAnsi="Times New Roman"/>
+          <w:sz w:val="24"/>
+        </w:rPr>
+      </w:pPr>
+      <w:r>
+        <w:rPr>
+          <w:rFonts w:ascii="Times New Roman" w:hAnsi="Times New Roman"/>
+          <w:sz w:val="24"/>
+        </w:rPr>
+        <w:t>3.6.</w:t>
+      </w:r>
+      <w:r>
+        <w:rPr>
+          <w:rFonts w:ascii="Times New Roman" w:hAnsi="Times New Roman"/>
+          <w:sz w:val="24"/>
+        </w:rPr>
+        <w:tab/>
+      </w:r>
       <w:r>
         <w:rPr>
           <w:rFonts w:ascii="Times New Roman" w:hAnsi="Times New Roman"/>
@@ -3932,39 +4015,7 @@
           <w:rFonts w:ascii="Times New Roman" w:hAnsi="Times New Roman"/>
           <w:sz w:val="24"/>
         </w:rPr>
-        <w:t xml:space="preserve">латы </w:t>
-      </w:r>
-      <w:proofErr w:type="spellStart"/>
-      <w:r>
-        <w:rPr>
-          <w:rFonts w:ascii="Times New Roman" w:hAnsi="Times New Roman"/>
-          <w:sz w:val="24"/>
-        </w:rPr>
-        <w:t>Концедента</w:t>
-      </w:r>
-      <w:proofErr w:type="spellEnd"/>
-      <w:r>
-        <w:rPr>
-          <w:rFonts w:ascii="Times New Roman" w:hAnsi="Times New Roman"/>
-          <w:sz w:val="24"/>
-        </w:rPr>
-        <w:t xml:space="preserve">, уплачиваемой </w:t>
-      </w:r>
-      <w:proofErr w:type="spellStart"/>
-      <w:r>
-        <w:rPr>
-          <w:rFonts w:ascii="Times New Roman" w:hAnsi="Times New Roman"/>
-          <w:sz w:val="24"/>
-        </w:rPr>
-        <w:t>Концедентом</w:t>
-      </w:r>
-      <w:proofErr w:type="spellEnd"/>
-      <w:r>
-        <w:rPr>
-          <w:rFonts w:ascii="Times New Roman" w:hAnsi="Times New Roman"/>
-          <w:sz w:val="24"/>
-        </w:rPr>
-        <w:t xml:space="preserve"> в порядке, установленном Соглашением с момента: (а) подписания Сторонами акта о начислении штрафа, либо (б) вступления в силу акта, которым разрешилось рассмотрение </w:t>
+        <w:t xml:space="preserve">латы Концедента, уплачиваемой Концедентом в порядке, установленном Соглашением с момента: (а) подписания Сторонами акта о начислении штрафа, либо (б) вступления в силу акта, которым разрешилось рассмотрение </w:t>
       </w:r>
       <w:r>
         <w:rPr>
@@ -3983,20 +4034,28 @@
     </w:p>
     <w:p>
       <w:pPr>
-        <w:pStyle w:val="a6"/>
-        <w:numPr>
-          <w:ilvl w:val="1"/>
-          <w:numId w:val="1"/>
-        </w:numPr>
         <w:spacing w:before="120" w:after="0" w:line="288" w:lineRule="auto"/>
-        <w:ind w:left="0" w:firstLine="709"/>
-        <w:contextualSpacing w:val="0"/>
-        <w:jc w:val="both"/>
-        <w:rPr>
-          <w:rFonts w:ascii="Times New Roman" w:hAnsi="Times New Roman"/>
-          <w:sz w:val="24"/>
-        </w:rPr>
-      </w:pPr>
+        <w:ind w:firstLine="709"/>
+        <w:jc w:val="both"/>
+        <w:rPr>
+          <w:rFonts w:ascii="Times New Roman" w:hAnsi="Times New Roman"/>
+          <w:sz w:val="24"/>
+        </w:rPr>
+      </w:pPr>
+      <w:r>
+        <w:rPr>
+          <w:rFonts w:ascii="Times New Roman" w:hAnsi="Times New Roman"/>
+          <w:sz w:val="24"/>
+        </w:rPr>
+        <w:t>3.7.</w:t>
+      </w:r>
+      <w:r>
+        <w:rPr>
+          <w:rFonts w:ascii="Times New Roman" w:hAnsi="Times New Roman"/>
+          <w:sz w:val="24"/>
+        </w:rPr>
+        <w:tab/>
+      </w:r>
       <w:r>
         <w:rPr>
           <w:rFonts w:ascii="Times New Roman" w:hAnsi="Times New Roman"/>
@@ -4058,41 +4117,33 @@
           <w:rFonts w:ascii="Times New Roman" w:hAnsi="Times New Roman"/>
           <w:sz w:val="24"/>
         </w:rPr>
-        <w:t xml:space="preserve">латы </w:t>
-      </w:r>
-      <w:proofErr w:type="spellStart"/>
-      <w:r>
-        <w:rPr>
-          <w:rFonts w:ascii="Times New Roman" w:hAnsi="Times New Roman"/>
-          <w:sz w:val="24"/>
-        </w:rPr>
-        <w:t>Концедента</w:t>
-      </w:r>
-      <w:proofErr w:type="spellEnd"/>
-      <w:r>
-        <w:rPr>
-          <w:rFonts w:ascii="Times New Roman" w:hAnsi="Times New Roman"/>
-          <w:sz w:val="24"/>
-        </w:rPr>
-        <w:t xml:space="preserve">. </w:t>
-      </w:r>
-    </w:p>
-    <w:p>
-      <w:pPr>
-        <w:pStyle w:val="a6"/>
-        <w:numPr>
-          <w:ilvl w:val="1"/>
-          <w:numId w:val="1"/>
-        </w:numPr>
+        <w:t xml:space="preserve">латы Концедента. </w:t>
+      </w:r>
+    </w:p>
+    <w:p>
+      <w:pPr>
         <w:spacing w:before="120" w:after="0" w:line="288" w:lineRule="auto"/>
-        <w:ind w:left="0" w:firstLine="709"/>
-        <w:contextualSpacing w:val="0"/>
-        <w:jc w:val="both"/>
-        <w:rPr>
-          <w:rFonts w:ascii="Times New Roman" w:hAnsi="Times New Roman"/>
-          <w:sz w:val="24"/>
-        </w:rPr>
-      </w:pPr>
+        <w:ind w:firstLine="709"/>
+        <w:jc w:val="both"/>
+        <w:rPr>
+          <w:rFonts w:ascii="Times New Roman" w:hAnsi="Times New Roman"/>
+          <w:sz w:val="24"/>
+        </w:rPr>
+      </w:pPr>
+      <w:r>
+        <w:rPr>
+          <w:rFonts w:ascii="Times New Roman" w:hAnsi="Times New Roman"/>
+          <w:sz w:val="24"/>
+        </w:rPr>
+        <w:t>3.8.</w:t>
+      </w:r>
+      <w:r>
+        <w:rPr>
+          <w:rFonts w:ascii="Times New Roman" w:hAnsi="Times New Roman"/>
+          <w:sz w:val="24"/>
+        </w:rPr>
+        <w:tab/>
+      </w:r>
       <w:r>
         <w:rPr>
           <w:rFonts w:ascii="Times New Roman" w:hAnsi="Times New Roman"/>
@@ -4112,39 +4163,7 @@
           <w:rFonts w:ascii="Times New Roman" w:hAnsi="Times New Roman"/>
           <w:sz w:val="24"/>
         </w:rPr>
-        <w:t xml:space="preserve">латы </w:t>
-      </w:r>
-      <w:proofErr w:type="spellStart"/>
-      <w:r>
-        <w:rPr>
-          <w:rFonts w:ascii="Times New Roman" w:hAnsi="Times New Roman"/>
-          <w:sz w:val="24"/>
-        </w:rPr>
-        <w:t>Концедента</w:t>
-      </w:r>
-      <w:proofErr w:type="spellEnd"/>
-      <w:r>
-        <w:rPr>
-          <w:rFonts w:ascii="Times New Roman" w:hAnsi="Times New Roman"/>
-          <w:sz w:val="24"/>
-        </w:rPr>
-        <w:t xml:space="preserve"> на Дату Прекращения Соглашения, подлежат уплате Концессионером </w:t>
-      </w:r>
-      <w:proofErr w:type="spellStart"/>
-      <w:r>
-        <w:rPr>
-          <w:rFonts w:ascii="Times New Roman" w:hAnsi="Times New Roman"/>
-          <w:sz w:val="24"/>
-        </w:rPr>
-        <w:t>Концеденту</w:t>
-      </w:r>
-      <w:proofErr w:type="spellEnd"/>
-      <w:r>
-        <w:rPr>
-          <w:rFonts w:ascii="Times New Roman" w:hAnsi="Times New Roman"/>
-          <w:sz w:val="24"/>
-        </w:rPr>
-        <w:t xml:space="preserve"> в согласованный Сторонами срок или, если такой срок не согласован, не позднее 60 (</w:t>
+        <w:t>латы Концедента на Дату Прекращения Соглашения, подлежат уплате Концессионером Концеденту в согласованный Сторонами срок или, если такой срок не согласован, не позднее 60 (</w:t>
       </w:r>
       <w:r>
         <w:rPr>
@@ -4566,16 +4585,7 @@
                 <w:rFonts w:ascii="Times New Roman" w:hAnsi="Times New Roman"/>
                 <w:sz w:val="24"/>
               </w:rPr>
-              <w:t xml:space="preserve"> за отчетный период </w:t>
-            </w:r>
-            <w:r>
-              <w:rPr>
-                <w:rStyle w:val="FontStyle1000"/>
-                <w:rFonts w:ascii="Times New Roman" w:hAnsi="Times New Roman"/>
-                <w:sz w:val="24"/>
-              </w:rPr>
-              <w:lastRenderedPageBreak/>
-              <w:t>составило менее 99%:</w:t>
+              <w:t xml:space="preserve"> за отчетный период составило менее 99%:</w:t>
             </w:r>
           </w:p>
         </w:tc>
@@ -4608,7 +4618,6 @@
                 <w:rFonts w:ascii="Times New Roman" w:hAnsi="Times New Roman"/>
                 <w:sz w:val="24"/>
               </w:rPr>
-              <w:lastRenderedPageBreak/>
               <w:t>100 баллов за каждый 1% ниже 99%</w:t>
             </w:r>
           </w:p>
@@ -5076,25 +5085,7 @@
                 <w:rFonts w:ascii="Times New Roman" w:hAnsi="Times New Roman"/>
                 <w:sz w:val="24"/>
               </w:rPr>
-              <w:t xml:space="preserve">Нарушение Концессионером срока предоставления </w:t>
-            </w:r>
-            <w:proofErr w:type="spellStart"/>
-            <w:r>
-              <w:rPr>
-                <w:rStyle w:val="FontStyle1000"/>
-                <w:rFonts w:ascii="Times New Roman" w:hAnsi="Times New Roman"/>
-                <w:sz w:val="24"/>
-              </w:rPr>
-              <w:t>Концеденту</w:t>
-            </w:r>
-            <w:proofErr w:type="spellEnd"/>
-            <w:r>
-              <w:rPr>
-                <w:rStyle w:val="FontStyle1000"/>
-                <w:rFonts w:ascii="Times New Roman" w:hAnsi="Times New Roman"/>
-                <w:sz w:val="24"/>
-              </w:rPr>
-              <w:t xml:space="preserve"> оперативной отчетности.</w:t>
+              <w:t>Нарушение Концессионером срока предоставления Концеденту оперативной отчетности.</w:t>
             </w:r>
           </w:p>
         </w:tc>
@@ -5183,25 +5174,7 @@
                 <w:rFonts w:ascii="Times New Roman" w:hAnsi="Times New Roman"/>
                 <w:sz w:val="24"/>
               </w:rPr>
-              <w:t xml:space="preserve">Нарушение Концессионером срока предоставления </w:t>
-            </w:r>
-            <w:proofErr w:type="spellStart"/>
-            <w:r>
-              <w:rPr>
-                <w:rStyle w:val="FontStyle1000"/>
-                <w:rFonts w:ascii="Times New Roman" w:hAnsi="Times New Roman"/>
-                <w:sz w:val="24"/>
-              </w:rPr>
-              <w:t>Концеденту</w:t>
-            </w:r>
-            <w:proofErr w:type="spellEnd"/>
-            <w:r>
-              <w:rPr>
-                <w:rStyle w:val="FontStyle1000"/>
-                <w:rFonts w:ascii="Times New Roman" w:hAnsi="Times New Roman"/>
-                <w:sz w:val="24"/>
-              </w:rPr>
-              <w:t xml:space="preserve"> периодической отчетности.</w:t>
+              <w:t>Нарушение Концессионером срока предоставления Концеденту периодической отчетности.</w:t>
             </w:r>
           </w:p>
         </w:tc>
@@ -5385,25 +5358,7 @@
                 <w:rFonts w:ascii="Times New Roman" w:hAnsi="Times New Roman"/>
                 <w:sz w:val="24"/>
               </w:rPr>
-              <w:t xml:space="preserve">Выявление </w:t>
-            </w:r>
-            <w:proofErr w:type="spellStart"/>
-            <w:r>
-              <w:rPr>
-                <w:rStyle w:val="FontStyle1000"/>
-                <w:rFonts w:ascii="Times New Roman" w:hAnsi="Times New Roman"/>
-                <w:sz w:val="24"/>
-              </w:rPr>
-              <w:t>Концедентом</w:t>
-            </w:r>
-            <w:proofErr w:type="spellEnd"/>
-            <w:r>
-              <w:rPr>
-                <w:rStyle w:val="FontStyle1000"/>
-                <w:rFonts w:ascii="Times New Roman" w:hAnsi="Times New Roman"/>
-                <w:sz w:val="24"/>
-              </w:rPr>
-              <w:t xml:space="preserve"> в оперативной и периодической отчетности Концессионера заведомо ложных сведений.</w:t>
+              <w:t>Выявление Концедентом в оперативной и периодической отчетности Концессионера заведомо ложных сведений.</w:t>
             </w:r>
           </w:p>
         </w:tc>
@@ -5539,25 +5494,7 @@
                 <w:b/>
                 <w:sz w:val="24"/>
               </w:rPr>
-              <w:t xml:space="preserve">От </w:t>
-            </w:r>
-            <w:proofErr w:type="spellStart"/>
-            <w:r>
-              <w:rPr>
-                <w:rFonts w:ascii="Times New Roman" w:hAnsi="Times New Roman"/>
-                <w:b/>
-                <w:sz w:val="24"/>
-              </w:rPr>
-              <w:t>Концедента</w:t>
-            </w:r>
-            <w:proofErr w:type="spellEnd"/>
-            <w:r>
-              <w:rPr>
-                <w:rFonts w:ascii="Times New Roman" w:hAnsi="Times New Roman"/>
-                <w:b/>
-                <w:sz w:val="24"/>
-              </w:rPr>
-              <w:t>:</w:t>
+              <w:t>От Концедента:</w:t>
             </w:r>
           </w:p>
           <w:p>
@@ -5777,7 +5714,7 @@
 </file>
 
 <file path=word/numbering.xml><?xml version="1.0" encoding="utf-8"?>
-<w:numbering xmlns:wpc="http://schemas.microsoft.com/office/word/2010/wordprocessingCanvas" xmlns:cx="http://schemas.microsoft.com/office/drawing/2014/chartex" xmlns:cx1="http://schemas.microsoft.com/office/drawing/2015/9/8/chartex" xmlns:cx2="http://schemas.microsoft.com/office/drawing/2015/10/21/chartex" xmlns:cx3="http://schemas.microsoft.com/office/drawing/2016/5/9/chartex" xmlns:cx4="http://schemas.microsoft.com/office/drawing/2016/5/10/chartex" xmlns:cx5="http://schemas.microsoft.com/office/drawing/2016/5/11/chartex" xmlns:cx6="http://schemas.microsoft.com/office/drawing/2016/5/12/chartex" xmlns:cx7="http://schemas.microsoft.com/office/drawing/2016/5/13/chartex" xmlns:cx8="http://schemas.microsoft.com/office/drawing/2016/5/14/chartex" xmlns:mc="http://schemas.openxmlformats.org/markup-compatibility/2006" xmlns:aink="http://schemas.microsoft.com/office/drawing/2016/ink" xmlns:am3d="http://schemas.microsoft.com/office/drawing/2017/model3d" xmlns:o="urn:schemas-microsoft-com:office:office" xmlns:r="http://schemas.openxmlformats.org/officeDocument/2006/relationships" xmlns:m="http://schemas.openxmlformats.org/officeDocument/2006/math" xmlns:v="urn:schemas-microsoft-com:vml" xmlns:wp14="http://schemas.microsoft.com/office/word/2010/wordprocessingDrawing" xmlns:wp="http://schemas.openxmlformats.org/drawingml/2006/wordprocessingDrawing" xmlns:w10="urn:schemas-microsoft-com:office:word" xmlns:w="http://schemas.openxmlformats.org/wordprocessingml/2006/main" xmlns:w14="http://schemas.microsoft.com/office/word/2010/wordml" xmlns:w15="http://schemas.microsoft.com/office/word/2012/wordml" xmlns:w16cid="http://schemas.microsoft.com/office/word/2016/wordml/cid" xmlns:w16se="http://schemas.microsoft.com/office/word/2015/wordml/symex" xmlns:wpg="http://schemas.microsoft.com/office/word/2010/wordprocessingGroup" xmlns:wpi="http://schemas.microsoft.com/office/word/2010/wordprocessingInk" xmlns:wne="http://schemas.microsoft.com/office/word/2006/wordml" xmlns:wps="http://schemas.microsoft.com/office/word/2010/wordprocessingShape" mc:Ignorable="w14 w15 w16se w16cid wp14">
+<w:numbering xmlns:wpc="http://schemas.microsoft.com/office/word/2010/wordprocessingCanvas" xmlns:cx="http://schemas.microsoft.com/office/drawing/2014/chartex" xmlns:cx1="http://schemas.microsoft.com/office/drawing/2015/9/8/chartex" xmlns:cx2="http://schemas.microsoft.com/office/drawing/2015/10/21/chartex" xmlns:cx3="http://schemas.microsoft.com/office/drawing/2016/5/9/chartex" xmlns:cx4="http://schemas.microsoft.com/office/drawing/2016/5/10/chartex" xmlns:cx5="http://schemas.microsoft.com/office/drawing/2016/5/11/chartex" xmlns:cx6="http://schemas.microsoft.com/office/drawing/2016/5/12/chartex" xmlns:cx7="http://schemas.microsoft.com/office/drawing/2016/5/13/chartex" xmlns:cx8="http://schemas.microsoft.com/office/drawing/2016/5/14/chartex" xmlns:mc="http://schemas.openxmlformats.org/markup-compatibility/2006" xmlns:aink="http://schemas.microsoft.com/office/drawing/2016/ink" xmlns:am3d="http://schemas.microsoft.com/office/drawing/2017/model3d" xmlns:o="urn:schemas-microsoft-com:office:office" xmlns:oel="http://schemas.microsoft.com/office/2019/extlst" xmlns:r="http://schemas.openxmlformats.org/officeDocument/2006/relationships" xmlns:m="http://schemas.openxmlformats.org/officeDocument/2006/math" xmlns:v="urn:schemas-microsoft-com:vml" xmlns:wp14="http://schemas.microsoft.com/office/word/2010/wordprocessingDrawing" xmlns:wp="http://schemas.openxmlformats.org/drawingml/2006/wordprocessingDrawing" xmlns:w10="urn:schemas-microsoft-com:office:word" xmlns:w="http://schemas.openxmlformats.org/wordprocessingml/2006/main" xmlns:w14="http://schemas.microsoft.com/office/word/2010/wordml" xmlns:w15="http://schemas.microsoft.com/office/word/2012/wordml" xmlns:w16cex="http://schemas.microsoft.com/office/word/2018/wordml/cex" xmlns:w16cid="http://schemas.microsoft.com/office/word/2016/wordml/cid" xmlns:w16="http://schemas.microsoft.com/office/word/2018/wordml" xmlns:w16du="http://schemas.microsoft.com/office/word/2023/wordml/word16du" xmlns:w16sdtdh="http://schemas.microsoft.com/office/word/2020/wordml/sdtdatahash" xmlns:w16sdtfl="http://schemas.microsoft.com/office/word/2024/wordml/sdtformatlock" xmlns:w16se="http://schemas.microsoft.com/office/word/2015/wordml/symex" xmlns:wpg="http://schemas.microsoft.com/office/word/2010/wordprocessingGroup" xmlns:wpi="http://schemas.microsoft.com/office/word/2010/wordprocessingInk" xmlns:wne="http://schemas.microsoft.com/office/word/2006/wordml" xmlns:wps="http://schemas.microsoft.com/office/word/2010/wordprocessingShape" mc:Ignorable="w14 w15 w16se w16cid w16 w16cex w16sdtdh w16sdtfl w16du wp14">
   <w:abstractNum w:abstractNumId="0" w15:restartNumberingAfterBreak="0">
     <w:nsid w:val="20325FCA"/>
     <w:multiLevelType w:val="multilevel"/>
@@ -6185,23 +6122,23 @@
       </w:rPr>
     </w:lvl>
   </w:abstractNum>
-  <w:num w:numId="1">
+  <w:num w:numId="1" w16cid:durableId="1371804414">
     <w:abstractNumId w:val="2"/>
   </w:num>
-  <w:num w:numId="2">
+  <w:num w:numId="2" w16cid:durableId="1528256778">
     <w:abstractNumId w:val="3"/>
   </w:num>
-  <w:num w:numId="3">
+  <w:num w:numId="3" w16cid:durableId="337275565">
     <w:abstractNumId w:val="0"/>
   </w:num>
-  <w:num w:numId="4">
+  <w:num w:numId="4" w16cid:durableId="2052265954">
     <w:abstractNumId w:val="1"/>
   </w:num>
 </w:numbering>
 </file>
 
 <file path=word/styles.xml><?xml version="1.0" encoding="utf-8"?>
-<w:styles xmlns:mc="http://schemas.openxmlformats.org/markup-compatibility/2006" xmlns:r="http://schemas.openxmlformats.org/officeDocument/2006/relationships" xmlns:w="http://schemas.openxmlformats.org/wordprocessingml/2006/main" xmlns:w14="http://schemas.microsoft.com/office/word/2010/wordml" xmlns:w15="http://schemas.microsoft.com/office/word/2012/wordml" xmlns:w16cid="http://schemas.microsoft.com/office/word/2016/wordml/cid" xmlns:w16se="http://schemas.microsoft.com/office/word/2015/wordml/symex" mc:Ignorable="w14 w15 w16se w16cid">
+<w:styles xmlns:mc="http://schemas.openxmlformats.org/markup-compatibility/2006" xmlns:r="http://schemas.openxmlformats.org/officeDocument/2006/relationships" xmlns:w="http://schemas.openxmlformats.org/wordprocessingml/2006/main" xmlns:w14="http://schemas.microsoft.com/office/word/2010/wordml" xmlns:w15="http://schemas.microsoft.com/office/word/2012/wordml" xmlns:w16cex="http://schemas.microsoft.com/office/word/2018/wordml/cex" xmlns:w16cid="http://schemas.microsoft.com/office/word/2016/wordml/cid" xmlns:w16="http://schemas.microsoft.com/office/word/2018/wordml" xmlns:w16du="http://schemas.microsoft.com/office/word/2023/wordml/word16du" xmlns:w16sdtdh="http://schemas.microsoft.com/office/word/2020/wordml/sdtdatahash" xmlns:w16sdtfl="http://schemas.microsoft.com/office/word/2024/wordml/sdtformatlock" xmlns:w16se="http://schemas.microsoft.com/office/word/2015/wordml/symex" mc:Ignorable="w14 w15 w16se w16cid w16 w16cex w16sdtdh w16sdtfl w16du">
   <w:docDefaults>
     <w:rPrDefault>
       <w:rPr>
@@ -6217,7 +6154,7 @@
       </w:pPr>
     </w:pPrDefault>
   </w:docDefaults>
-  <w:latentStyles w:defLockedState="0" w:defUIPriority="99" w:defSemiHidden="0" w:defUnhideWhenUsed="0" w:defQFormat="0" w:count="375">
+  <w:latentStyles w:defLockedState="0" w:defUIPriority="99" w:defSemiHidden="0" w:defUnhideWhenUsed="0" w:defQFormat="0" w:count="376">
     <w:lsdException w:name="Normal" w:uiPriority="0" w:qFormat="1"/>
     <w:lsdException w:name="heading 1" w:uiPriority="9" w:qFormat="1"/>
     <w:lsdException w:name="heading 2" w:uiPriority="9" w:qFormat="1"/>
@@ -6592,6 +6529,7 @@
     <w:lsdException w:name="Smart Hyperlink" w:semiHidden="1" w:unhideWhenUsed="1"/>
     <w:lsdException w:name="Hashtag" w:semiHidden="1" w:unhideWhenUsed="1"/>
     <w:lsdException w:name="Unresolved Mention" w:semiHidden="1" w:unhideWhenUsed="1"/>
+    <w:lsdException w:name="Smart Link" w:semiHidden="1" w:unhideWhenUsed="1"/>
   </w:latentStyles>
   <w:style w:type="paragraph" w:default="1" w:styleId="a">
     <w:name w:val="Normal"/>
